--- a/data/revised_2026-10_full/outputs/v2/Chemistry/SS1.3_The_Periodic_Table/Chemistry_The_Periodic_Table_CBE_LessonSequence.docx
+++ b/data/revised_2026-10_full/outputs/v2/Chemistry/SS1.3_The_Periodic_Table/Chemistry_The_Periodic_Table_CBE_LessonSequence.docx
@@ -2098,7 +2098,7 @@
         </w:rPr>
         <w:t xml:space="preserve">© 2026 SeaVuria and ARES. This work is licensed under a </w:t>
       </w:r>
-      <w:hyperlink w:history="1" r:id="rIdxutowi1aw3yfb8zsurrwl">
+      <w:hyperlink w:history="1" r:id="rIdkmqtqgtboquv2t_qu3icb">
         <w:r>
           <w:rPr>
             <w:rFonts w:ascii="Arial" w:cs="Arial" w:eastAsia="Arial" w:hAnsi="Arial"/>
@@ -2118,7 +2118,7 @@
         </w:rPr>
         <w:t xml:space="preserve"> (</w:t>
       </w:r>
-      <w:hyperlink w:history="1" r:id="rId7rqy2ky0nefpqwbnmaaza">
+      <w:hyperlink w:history="1" r:id="rIdakh6luygkzjpoa8hivla9">
         <w:r>
           <w:rPr>
             <w:rFonts w:ascii="Arial" w:cs="Arial" w:eastAsia="Arial" w:hAnsi="Arial"/>
@@ -2138,7 +2138,7 @@
         </w:rPr>
         <w:t xml:space="preserve">). To view a copy of this license, visit </w:t>
       </w:r>
-      <w:hyperlink w:history="1" r:id="rIdyab_2aqwvldcy8kezyc0v">
+      <w:hyperlink w:history="1" r:id="rIdni_anewwbbyum4dyc9ijl">
         <w:r>
           <w:rPr>
             <w:rFonts w:ascii="Arial" w:cs="Arial" w:eastAsia="Arial" w:hAnsi="Arial"/>
@@ -3177,7 +3177,7 @@
             <w:pPr>
               <w:spacing w:after="20" w:before="0"/>
             </w:pPr>
-            <w:hyperlink w:history="1" r:id="rIdmyovw1m9h18d-6ifcbrh1">
+            <w:hyperlink w:history="1" r:id="rIdft9lpgppolyr1qvg-cedc">
               <w:r>
                 <w:rPr>
                   <w:rFonts w:ascii="Arial" w:cs="Arial" w:eastAsia="Arial" w:hAnsi="Arial"/>
@@ -3210,7 +3210,7 @@
               <w:spacing w:after="10" w:before="0"/>
               <w:ind w:left="120"/>
             </w:pPr>
-            <w:hyperlink w:history="1" r:id="rIdwdls_xpnwqin7mvw54ck6">
+            <w:hyperlink w:history="1" r:id="rIduthcuyxr3qzevq2hrvxtz">
               <w:r>
                 <w:rPr>
                   <w:rFonts w:ascii="Arial" w:cs="Arial" w:eastAsia="Arial" w:hAnsi="Arial"/>
@@ -3255,7 +3255,7 @@
             <w:pPr>
               <w:spacing w:after="20" w:before="0"/>
             </w:pPr>
-            <w:hyperlink w:history="1" r:id="rIdtawospvr2wlhfgim515qv">
+            <w:hyperlink w:history="1" r:id="rId615dwb_xd4gobsw-3wnmh">
               <w:r>
                 <w:rPr>
                   <w:rFonts w:ascii="Arial" w:cs="Arial" w:eastAsia="Arial" w:hAnsi="Arial"/>
@@ -3288,7 +3288,7 @@
               <w:spacing w:after="10" w:before="0"/>
               <w:ind w:left="120"/>
             </w:pPr>
-            <w:hyperlink w:history="1" r:id="rIds_xznlerlmh8poo6hehlu">
+            <w:hyperlink w:history="1" r:id="rIdxtndjgcp-nyseozplada3">
               <w:r>
                 <w:rPr>
                   <w:rFonts w:ascii="Arial" w:cs="Arial" w:eastAsia="Arial" w:hAnsi="Arial"/>
@@ -3488,7 +3488,7 @@
             <w:pPr>
               <w:spacing w:after="20" w:before="0"/>
             </w:pPr>
-            <w:hyperlink w:history="1" r:id="rIdxywpwqwcwtgl1khsb6prr">
+            <w:hyperlink w:history="1" r:id="rIdjiq4paeeuz-cu17daahhy">
               <w:r>
                 <w:rPr>
                   <w:rFonts w:ascii="Arial" w:cs="Arial" w:eastAsia="Arial" w:hAnsi="Arial"/>
@@ -3521,7 +3521,7 @@
               <w:spacing w:after="10" w:before="0"/>
               <w:ind w:left="120"/>
             </w:pPr>
-            <w:hyperlink w:history="1" r:id="rIda7g9clmbepg8sslzlvo1s">
+            <w:hyperlink w:history="1" r:id="rIdcvmbhpt3mylzyaomisuyv">
               <w:r>
                 <w:rPr>
                   <w:rFonts w:ascii="Arial" w:cs="Arial" w:eastAsia="Arial" w:hAnsi="Arial"/>
@@ -3566,7 +3566,7 @@
             <w:pPr>
               <w:spacing w:after="20" w:before="0"/>
             </w:pPr>
-            <w:hyperlink w:history="1" r:id="rIdqnk8fvyydyu8ke0rzkiwt">
+            <w:hyperlink w:history="1" r:id="rIdsy890gskt1osmyh4rfsmu">
               <w:r>
                 <w:rPr>
                   <w:rFonts w:ascii="Arial" w:cs="Arial" w:eastAsia="Arial" w:hAnsi="Arial"/>
@@ -3599,7 +3599,7 @@
               <w:spacing w:after="10" w:before="0"/>
               <w:ind w:left="120"/>
             </w:pPr>
-            <w:hyperlink w:history="1" r:id="rIdllcfptefkexgoikupcim0">
+            <w:hyperlink w:history="1" r:id="rId32ovgs0f-nz2zo58zpgjb">
               <w:r>
                 <w:rPr>
                   <w:rFonts w:ascii="Arial" w:cs="Arial" w:eastAsia="Arial" w:hAnsi="Arial"/>
@@ -3799,7 +3799,7 @@
             <w:pPr>
               <w:spacing w:after="20" w:before="0"/>
             </w:pPr>
-            <w:hyperlink w:history="1" r:id="rId3ixcqm3jsc7sfcomzaq2d">
+            <w:hyperlink w:history="1" r:id="rId7mltolcy8l-oztd4kvruv">
               <w:r>
                 <w:rPr>
                   <w:rFonts w:ascii="Arial" w:cs="Arial" w:eastAsia="Arial" w:hAnsi="Arial"/>
@@ -3832,7 +3832,7 @@
               <w:spacing w:after="10" w:before="0"/>
               <w:ind w:left="120"/>
             </w:pPr>
-            <w:hyperlink w:history="1" r:id="rId5erqgsbdwob5qgybg1x2o">
+            <w:hyperlink w:history="1" r:id="rIdowjtov2je2qlsnf6xg0rw">
               <w:r>
                 <w:rPr>
                   <w:rFonts w:ascii="Arial" w:cs="Arial" w:eastAsia="Arial" w:hAnsi="Arial"/>
@@ -3877,7 +3877,7 @@
             <w:pPr>
               <w:spacing w:after="20" w:before="0"/>
             </w:pPr>
-            <w:hyperlink w:history="1" r:id="rIdpcbjs8g_e_dv8oi8o2t_z">
+            <w:hyperlink w:history="1" r:id="rIds702uwfpmounjbohcujqp">
               <w:r>
                 <w:rPr>
                   <w:rFonts w:ascii="Arial" w:cs="Arial" w:eastAsia="Arial" w:hAnsi="Arial"/>
@@ -3910,7 +3910,7 @@
               <w:spacing w:after="10" w:before="0"/>
               <w:ind w:left="120"/>
             </w:pPr>
-            <w:hyperlink w:history="1" r:id="rId0wkox9ejqyp__hyqjhtnk">
+            <w:hyperlink w:history="1" r:id="rIdtmq10ekjlxoat08bawzmv">
               <w:r>
                 <w:rPr>
                   <w:rFonts w:ascii="Arial" w:cs="Arial" w:eastAsia="Arial" w:hAnsi="Arial"/>
@@ -4110,7 +4110,7 @@
             <w:pPr>
               <w:spacing w:after="20" w:before="0"/>
             </w:pPr>
-            <w:hyperlink w:history="1" r:id="rIdrzmhjw_wzad6bgmmhlfor">
+            <w:hyperlink w:history="1" r:id="rIdwtmnm5d0ishi9hotjlga3">
               <w:r>
                 <w:rPr>
                   <w:rFonts w:ascii="Arial" w:cs="Arial" w:eastAsia="Arial" w:hAnsi="Arial"/>
@@ -4143,7 +4143,7 @@
               <w:spacing w:after="10" w:before="0"/>
               <w:ind w:left="120"/>
             </w:pPr>
-            <w:hyperlink w:history="1" r:id="rIdhrrdom5glvgco6aosy8cy">
+            <w:hyperlink w:history="1" r:id="rIdnuwgoeoksicoqofgejyer">
               <w:r>
                 <w:rPr>
                   <w:rFonts w:ascii="Arial" w:cs="Arial" w:eastAsia="Arial" w:hAnsi="Arial"/>
@@ -4188,7 +4188,7 @@
             <w:pPr>
               <w:spacing w:after="20" w:before="0"/>
             </w:pPr>
-            <w:hyperlink w:history="1" r:id="rIdm4ncfjbqwxacyb9gi9k5s">
+            <w:hyperlink w:history="1" r:id="rId41bocsskm_inhhj-2l3lv">
               <w:r>
                 <w:rPr>
                   <w:rFonts w:ascii="Arial" w:cs="Arial" w:eastAsia="Arial" w:hAnsi="Arial"/>
@@ -4221,7 +4221,7 @@
               <w:spacing w:after="10" w:before="0"/>
               <w:ind w:left="120"/>
             </w:pPr>
-            <w:hyperlink w:history="1" r:id="rIdxqeezdvhzoqlnwf8wdljc">
+            <w:hyperlink w:history="1" r:id="rIdpml2ewwezlolmxfz1whxb">
               <w:r>
                 <w:rPr>
                   <w:rFonts w:ascii="Arial" w:cs="Arial" w:eastAsia="Arial" w:hAnsi="Arial"/>
@@ -4421,7 +4421,7 @@
             <w:pPr>
               <w:spacing w:after="20" w:before="0"/>
             </w:pPr>
-            <w:hyperlink w:history="1" r:id="rId2ysmjva3ukxabf_klafie">
+            <w:hyperlink w:history="1" r:id="rIdnjjxywioxx9ocv2u8zjxw">
               <w:r>
                 <w:rPr>
                   <w:rFonts w:ascii="Arial" w:cs="Arial" w:eastAsia="Arial" w:hAnsi="Arial"/>
@@ -4470,7 +4470,7 @@
               <w:spacing w:after="10" w:before="0"/>
               <w:ind w:left="120"/>
             </w:pPr>
-            <w:hyperlink w:history="1" r:id="rId3qx57efmz6z0tpss96smc">
+            <w:hyperlink w:history="1" r:id="rIdbs_ciymtc2yxmqgkkrfhk">
               <w:r>
                 <w:rPr>
                   <w:rFonts w:ascii="Arial" w:cs="Arial" w:eastAsia="Arial" w:hAnsi="Arial"/>
@@ -4515,7 +4515,7 @@
             <w:pPr>
               <w:spacing w:after="20" w:before="0"/>
             </w:pPr>
-            <w:hyperlink w:history="1" r:id="rIdhewhuomjvqb-kjqn2wfy5">
+            <w:hyperlink w:history="1" r:id="rIdsv-q_vt6jp68g17rmfzuj">
               <w:r>
                 <w:rPr>
                   <w:rFonts w:ascii="Arial" w:cs="Arial" w:eastAsia="Arial" w:hAnsi="Arial"/>
@@ -4564,7 +4564,7 @@
               <w:spacing w:after="10" w:before="0"/>
               <w:ind w:left="120"/>
             </w:pPr>
-            <w:hyperlink w:history="1" r:id="rIdnezn1svcxdis69uaosf2h">
+            <w:hyperlink w:history="1" r:id="rIdwbghlgu1mspv8qwyojzd9">
               <w:r>
                 <w:rPr>
                   <w:rFonts w:ascii="Arial" w:cs="Arial" w:eastAsia="Arial" w:hAnsi="Arial"/>
@@ -5089,7 +5089,7 @@
         </w:rPr>
         <w:t xml:space="preserve">© 2026 SeaVuria and ARES. Aligned with KICD objectives. Developed by SeaVuria; technical implementation by ARES (with AI assistance from Claude). Licensed under </w:t>
       </w:r>
-      <w:hyperlink w:history="1" r:id="rIdaq5fv_7dpvc5vnfilddfk">
+      <w:hyperlink w:history="1" r:id="rIdopjcyhhcsxgkfna6gredy">
         <w:r>
           <w:rPr>
             <w:rFonts w:ascii="Arial" w:cs="Arial" w:eastAsia="Arial" w:hAnsi="Arial"/>
@@ -5110,7 +5110,7 @@
         </w:rPr>
         <w:t xml:space="preserve"> (</w:t>
       </w:r>
-      <w:hyperlink w:history="1" r:id="rId1vghktevdrzgxgw8lmmuj">
+      <w:hyperlink w:history="1" r:id="rIdnmgdk-527gbm6oujib48n">
         <w:r>
           <w:rPr>
             <w:rFonts w:ascii="Arial" w:cs="Arial" w:eastAsia="Arial" w:hAnsi="Arial"/>
@@ -6150,7 +6150,7 @@
             <w:pPr>
               <w:spacing w:after="20" w:before="0"/>
             </w:pPr>
-            <w:hyperlink w:history="1" r:id="rId5lr9mxeajfsi1vdyqrupm">
+            <w:hyperlink w:history="1" r:id="rIdvu26u_lkdg6k86fky1kpz">
               <w:r>
                 <w:rPr>
                   <w:rFonts w:ascii="Arial" w:cs="Arial" w:eastAsia="Arial" w:hAnsi="Arial"/>
@@ -6183,7 +6183,7 @@
               <w:spacing w:after="10" w:before="0"/>
               <w:ind w:left="120"/>
             </w:pPr>
-            <w:hyperlink w:history="1" r:id="rIdi9lz3cq6ssbrycpqo6tbr">
+            <w:hyperlink w:history="1" r:id="rIdifrrbjbbflqk4neamxm4v">
               <w:r>
                 <w:rPr>
                   <w:rFonts w:ascii="Arial" w:cs="Arial" w:eastAsia="Arial" w:hAnsi="Arial"/>
@@ -6228,7 +6228,7 @@
             <w:pPr>
               <w:spacing w:after="20" w:before="0"/>
             </w:pPr>
-            <w:hyperlink w:history="1" r:id="rIdzrcdam4k7mplb-sem0zjo">
+            <w:hyperlink w:history="1" r:id="rIdddhw4e-qlz9kf3iogxdat">
               <w:r>
                 <w:rPr>
                   <w:rFonts w:ascii="Arial" w:cs="Arial" w:eastAsia="Arial" w:hAnsi="Arial"/>
@@ -6261,7 +6261,7 @@
               <w:spacing w:after="10" w:before="0"/>
               <w:ind w:left="120"/>
             </w:pPr>
-            <w:hyperlink w:history="1" r:id="rIdp7hklth20w1gzi73itce4">
+            <w:hyperlink w:history="1" r:id="rIdoodmt38-knlshtwsabxy6">
               <w:r>
                 <w:rPr>
                   <w:rFonts w:ascii="Arial" w:cs="Arial" w:eastAsia="Arial" w:hAnsi="Arial"/>
@@ -6461,7 +6461,7 @@
             <w:pPr>
               <w:spacing w:after="20" w:before="0"/>
             </w:pPr>
-            <w:hyperlink w:history="1" r:id="rIdy4zyycdhtaxvufoct5tnb">
+            <w:hyperlink w:history="1" r:id="rIdhdk72fylasda2f18eddp6">
               <w:r>
                 <w:rPr>
                   <w:rFonts w:ascii="Arial" w:cs="Arial" w:eastAsia="Arial" w:hAnsi="Arial"/>
@@ -6494,7 +6494,7 @@
               <w:spacing w:after="10" w:before="0"/>
               <w:ind w:left="120"/>
             </w:pPr>
-            <w:hyperlink w:history="1" r:id="rIdwoe3fm-r-fda9xhj9k-dz">
+            <w:hyperlink w:history="1" r:id="rIdjgwuw1t_llrbau8fyqdtl">
               <w:r>
                 <w:rPr>
                   <w:rFonts w:ascii="Arial" w:cs="Arial" w:eastAsia="Arial" w:hAnsi="Arial"/>
@@ -6539,7 +6539,7 @@
             <w:pPr>
               <w:spacing w:after="20" w:before="0"/>
             </w:pPr>
-            <w:hyperlink w:history="1" r:id="rId5e1a6wtfostuvef3rh25s">
+            <w:hyperlink w:history="1" r:id="rIdv7jowm2zk4m_412v8ptft">
               <w:r>
                 <w:rPr>
                   <w:rFonts w:ascii="Arial" w:cs="Arial" w:eastAsia="Arial" w:hAnsi="Arial"/>
@@ -6572,7 +6572,7 @@
               <w:spacing w:after="10" w:before="0"/>
               <w:ind w:left="120"/>
             </w:pPr>
-            <w:hyperlink w:history="1" r:id="rIdztgknwbded8qlatzeeymr">
+            <w:hyperlink w:history="1" r:id="rIdvmmvydokw81p9g05jfqed">
               <w:r>
                 <w:rPr>
                   <w:rFonts w:ascii="Arial" w:cs="Arial" w:eastAsia="Arial" w:hAnsi="Arial"/>
@@ -6772,7 +6772,7 @@
             <w:pPr>
               <w:spacing w:after="20" w:before="0"/>
             </w:pPr>
-            <w:hyperlink w:history="1" r:id="rIdi0jwyxrxtofqinb63lr6t">
+            <w:hyperlink w:history="1" r:id="rIdvdmefnyjpwyct7pipqn-a">
               <w:r>
                 <w:rPr>
                   <w:rFonts w:ascii="Arial" w:cs="Arial" w:eastAsia="Arial" w:hAnsi="Arial"/>
@@ -6805,7 +6805,7 @@
               <w:spacing w:after="10" w:before="0"/>
               <w:ind w:left="120"/>
             </w:pPr>
-            <w:hyperlink w:history="1" r:id="rIdrxdqmrlp04o8pyekphgoa">
+            <w:hyperlink w:history="1" r:id="rIdzrdm33y5po1k-uf3-pl0a">
               <w:r>
                 <w:rPr>
                   <w:rFonts w:ascii="Arial" w:cs="Arial" w:eastAsia="Arial" w:hAnsi="Arial"/>
@@ -6850,7 +6850,7 @@
             <w:pPr>
               <w:spacing w:after="20" w:before="0"/>
             </w:pPr>
-            <w:hyperlink w:history="1" r:id="rIdw_dz_bko2uwuwaumwe_xj">
+            <w:hyperlink w:history="1" r:id="rIdxzocuf6i4yst6twyrvy5q">
               <w:r>
                 <w:rPr>
                   <w:rFonts w:ascii="Arial" w:cs="Arial" w:eastAsia="Arial" w:hAnsi="Arial"/>
@@ -6883,7 +6883,7 @@
               <w:spacing w:after="10" w:before="0"/>
               <w:ind w:left="120"/>
             </w:pPr>
-            <w:hyperlink w:history="1" r:id="rIdk8uulaodbozlviifxjulr">
+            <w:hyperlink w:history="1" r:id="rIdekv4rp6wx2xspz1wxjn71">
               <w:r>
                 <w:rPr>
                   <w:rFonts w:ascii="Arial" w:cs="Arial" w:eastAsia="Arial" w:hAnsi="Arial"/>
@@ -7083,7 +7083,7 @@
             <w:pPr>
               <w:spacing w:after="20" w:before="0"/>
             </w:pPr>
-            <w:hyperlink w:history="1" r:id="rIdlz9fh6uaw10umep9rlb_z">
+            <w:hyperlink w:history="1" r:id="rId7_qfsr1z5z_3kvtpg0d7x">
               <w:r>
                 <w:rPr>
                   <w:rFonts w:ascii="Arial" w:cs="Arial" w:eastAsia="Arial" w:hAnsi="Arial"/>
@@ -7116,7 +7116,7 @@
               <w:spacing w:after="10" w:before="0"/>
               <w:ind w:left="120"/>
             </w:pPr>
-            <w:hyperlink w:history="1" r:id="rIdd_ghroykng8qq2stojqp8">
+            <w:hyperlink w:history="1" r:id="rId8qdpgikxhelii6_p63wxq">
               <w:r>
                 <w:rPr>
                   <w:rFonts w:ascii="Arial" w:cs="Arial" w:eastAsia="Arial" w:hAnsi="Arial"/>
@@ -7161,7 +7161,7 @@
             <w:pPr>
               <w:spacing w:after="20" w:before="0"/>
             </w:pPr>
-            <w:hyperlink w:history="1" r:id="rIddmgrm5wjy7v4t_qhnoncu">
+            <w:hyperlink w:history="1" r:id="rId-z2n5jiaukkdlgzd8yryc">
               <w:r>
                 <w:rPr>
                   <w:rFonts w:ascii="Arial" w:cs="Arial" w:eastAsia="Arial" w:hAnsi="Arial"/>
@@ -7194,7 +7194,7 @@
               <w:spacing w:after="10" w:before="0"/>
               <w:ind w:left="120"/>
             </w:pPr>
-            <w:hyperlink w:history="1" r:id="rIdvbvo5kq0vok0lirm3_s8l">
+            <w:hyperlink w:history="1" r:id="rIdm2azw8uuwe8rwcowhqzuw">
               <w:r>
                 <w:rPr>
                   <w:rFonts w:ascii="Arial" w:cs="Arial" w:eastAsia="Arial" w:hAnsi="Arial"/>
@@ -7394,7 +7394,7 @@
             <w:pPr>
               <w:spacing w:after="20" w:before="0"/>
             </w:pPr>
-            <w:hyperlink w:history="1" r:id="rId0qahsrwezb6z1y_g-s01w">
+            <w:hyperlink w:history="1" r:id="rIdonhdcvvwbk3oyby8it3uj">
               <w:r>
                 <w:rPr>
                   <w:rFonts w:ascii="Arial" w:cs="Arial" w:eastAsia="Arial" w:hAnsi="Arial"/>
@@ -7427,7 +7427,7 @@
               <w:spacing w:after="10" w:before="0"/>
               <w:ind w:left="120"/>
             </w:pPr>
-            <w:hyperlink w:history="1" r:id="rIdeetqzztzihw2amnfyovzc">
+            <w:hyperlink w:history="1" r:id="rIdqnlidm-rwj0js3i_rfipv">
               <w:r>
                 <w:rPr>
                   <w:rFonts w:ascii="Arial" w:cs="Arial" w:eastAsia="Arial" w:hAnsi="Arial"/>
@@ -7472,7 +7472,7 @@
             <w:pPr>
               <w:spacing w:after="20" w:before="0"/>
             </w:pPr>
-            <w:hyperlink w:history="1" r:id="rIdjlxb8vp4vt_dh-qnme0xj">
+            <w:hyperlink w:history="1" r:id="rIdhawh3e7nhpht5s1owtzcn">
               <w:r>
                 <w:rPr>
                   <w:rFonts w:ascii="Arial" w:cs="Arial" w:eastAsia="Arial" w:hAnsi="Arial"/>
@@ -7521,7 +7521,7 @@
               <w:spacing w:after="10" w:before="0"/>
               <w:ind w:left="120"/>
             </w:pPr>
-            <w:hyperlink w:history="1" r:id="rIdb1oa33t-6dyjcstnpktx_">
+            <w:hyperlink w:history="1" r:id="rIddvoisg-rgy5tmpazyey17">
               <w:r>
                 <w:rPr>
                   <w:rFonts w:ascii="Arial" w:cs="Arial" w:eastAsia="Arial" w:hAnsi="Arial"/>
@@ -8046,7 +8046,7 @@
         </w:rPr>
         <w:t xml:space="preserve">© 2026 SeaVuria and ARES. Aligned with KICD objectives. Developed by SeaVuria; technical implementation by ARES (with AI assistance from Claude). Licensed under </w:t>
       </w:r>
-      <w:hyperlink w:history="1" r:id="rIdn6kt-vak2auxfqbby9v9b">
+      <w:hyperlink w:history="1" r:id="rId6vh3plphiq6nu5yjgbgxd">
         <w:r>
           <w:rPr>
             <w:rFonts w:ascii="Arial" w:cs="Arial" w:eastAsia="Arial" w:hAnsi="Arial"/>
@@ -8067,7 +8067,7 @@
         </w:rPr>
         <w:t xml:space="preserve"> (</w:t>
       </w:r>
-      <w:hyperlink w:history="1" r:id="rIdeiuwrjugiodl7mcaeinup">
+      <w:hyperlink w:history="1" r:id="rIdmigisubxzy5de7dcfqhze">
         <w:r>
           <w:rPr>
             <w:rFonts w:ascii="Arial" w:cs="Arial" w:eastAsia="Arial" w:hAnsi="Arial"/>
@@ -9107,7 +9107,7 @@
             <w:pPr>
               <w:spacing w:after="20" w:before="0"/>
             </w:pPr>
-            <w:hyperlink w:history="1" r:id="rId_gej6494gpfch307xi2vd">
+            <w:hyperlink w:history="1" r:id="rIdrlerl0969sjioih0m0luw">
               <w:r>
                 <w:rPr>
                   <w:rFonts w:ascii="Arial" w:cs="Arial" w:eastAsia="Arial" w:hAnsi="Arial"/>
@@ -9140,7 +9140,7 @@
               <w:spacing w:after="10" w:before="0"/>
               <w:ind w:left="120"/>
             </w:pPr>
-            <w:hyperlink w:history="1" r:id="rId_kse75a8hfjq9sih3bfuz">
+            <w:hyperlink w:history="1" r:id="rIdpbhhdpnmsv72zgcrgrai_">
               <w:r>
                 <w:rPr>
                   <w:rFonts w:ascii="Arial" w:cs="Arial" w:eastAsia="Arial" w:hAnsi="Arial"/>
@@ -9185,7 +9185,7 @@
             <w:pPr>
               <w:spacing w:after="20" w:before="0"/>
             </w:pPr>
-            <w:hyperlink w:history="1" r:id="rIdmsxrmychhdpdovy7ewe6n">
+            <w:hyperlink w:history="1" r:id="rIdgru1dfp26lmqcsqszru4j">
               <w:r>
                 <w:rPr>
                   <w:rFonts w:ascii="Arial" w:cs="Arial" w:eastAsia="Arial" w:hAnsi="Arial"/>
@@ -9218,7 +9218,7 @@
               <w:spacing w:after="10" w:before="0"/>
               <w:ind w:left="120"/>
             </w:pPr>
-            <w:hyperlink w:history="1" r:id="rId3a98ofyr5eh1z_sdu2kpq">
+            <w:hyperlink w:history="1" r:id="rId6ksupvkdqhdov6wupb1uu">
               <w:r>
                 <w:rPr>
                   <w:rFonts w:ascii="Arial" w:cs="Arial" w:eastAsia="Arial" w:hAnsi="Arial"/>
@@ -9418,7 +9418,7 @@
             <w:pPr>
               <w:spacing w:after="20" w:before="0"/>
             </w:pPr>
-            <w:hyperlink w:history="1" r:id="rIdr1fsl0cp_un5hkxk4dwpa">
+            <w:hyperlink w:history="1" r:id="rId2yynrysy3ltkhkaojlo0u">
               <w:r>
                 <w:rPr>
                   <w:rFonts w:ascii="Arial" w:cs="Arial" w:eastAsia="Arial" w:hAnsi="Arial"/>
@@ -9451,7 +9451,7 @@
               <w:spacing w:after="10" w:before="0"/>
               <w:ind w:left="120"/>
             </w:pPr>
-            <w:hyperlink w:history="1" r:id="rIdirajek13i9nyhziyaz8cp">
+            <w:hyperlink w:history="1" r:id="rIdfbxerbe_dl14orgnyo19z">
               <w:r>
                 <w:rPr>
                   <w:rFonts w:ascii="Arial" w:cs="Arial" w:eastAsia="Arial" w:hAnsi="Arial"/>
@@ -9496,7 +9496,7 @@
             <w:pPr>
               <w:spacing w:after="20" w:before="0"/>
             </w:pPr>
-            <w:hyperlink w:history="1" r:id="rIdpawd8kgk7fhfcfrdqzqpx">
+            <w:hyperlink w:history="1" r:id="rId7gotufclpq7n7_tkskf6u">
               <w:r>
                 <w:rPr>
                   <w:rFonts w:ascii="Arial" w:cs="Arial" w:eastAsia="Arial" w:hAnsi="Arial"/>
@@ -9529,7 +9529,7 @@
               <w:spacing w:after="10" w:before="0"/>
               <w:ind w:left="120"/>
             </w:pPr>
-            <w:hyperlink w:history="1" r:id="rIdarfwfqqova75ck3scxy2j">
+            <w:hyperlink w:history="1" r:id="rIdnwju4omnr6duucdhbgrr8">
               <w:r>
                 <w:rPr>
                   <w:rFonts w:ascii="Arial" w:cs="Arial" w:eastAsia="Arial" w:hAnsi="Arial"/>
@@ -9729,7 +9729,7 @@
             <w:pPr>
               <w:spacing w:after="20" w:before="0"/>
             </w:pPr>
-            <w:hyperlink w:history="1" r:id="rIdnsbkropdiuk8c-hyfsggt">
+            <w:hyperlink w:history="1" r:id="rId8qstq44wtkhnrhiiowake">
               <w:r>
                 <w:rPr>
                   <w:rFonts w:ascii="Arial" w:cs="Arial" w:eastAsia="Arial" w:hAnsi="Arial"/>
@@ -9762,7 +9762,7 @@
               <w:spacing w:after="10" w:before="0"/>
               <w:ind w:left="120"/>
             </w:pPr>
-            <w:hyperlink w:history="1" r:id="rIdjbcuct2zajttstw_sus1j">
+            <w:hyperlink w:history="1" r:id="rIdrq0lu49vyl4it8h_ksi5n">
               <w:r>
                 <w:rPr>
                   <w:rFonts w:ascii="Arial" w:cs="Arial" w:eastAsia="Arial" w:hAnsi="Arial"/>
@@ -9807,7 +9807,7 @@
             <w:pPr>
               <w:spacing w:after="20" w:before="0"/>
             </w:pPr>
-            <w:hyperlink w:history="1" r:id="rIdoaecggkgy36brdhs88fwu">
+            <w:hyperlink w:history="1" r:id="rIdqrca7aj2surymfreduqfc">
               <w:r>
                 <w:rPr>
                   <w:rFonts w:ascii="Arial" w:cs="Arial" w:eastAsia="Arial" w:hAnsi="Arial"/>
@@ -9840,7 +9840,7 @@
               <w:spacing w:after="10" w:before="0"/>
               <w:ind w:left="120"/>
             </w:pPr>
-            <w:hyperlink w:history="1" r:id="rIddmp9rgn3weuzc36nvwaie">
+            <w:hyperlink w:history="1" r:id="rIdzkej6hztxyi5yj24mnguf">
               <w:r>
                 <w:rPr>
                   <w:rFonts w:ascii="Arial" w:cs="Arial" w:eastAsia="Arial" w:hAnsi="Arial"/>
@@ -10040,7 +10040,7 @@
             <w:pPr>
               <w:spacing w:after="20" w:before="0"/>
             </w:pPr>
-            <w:hyperlink w:history="1" r:id="rIducnlfpcewwlsy7-cv93x1">
+            <w:hyperlink w:history="1" r:id="rIdo4o44pwn8oobwmu1vu-za">
               <w:r>
                 <w:rPr>
                   <w:rFonts w:ascii="Arial" w:cs="Arial" w:eastAsia="Arial" w:hAnsi="Arial"/>
@@ -10073,7 +10073,7 @@
               <w:spacing w:after="10" w:before="0"/>
               <w:ind w:left="120"/>
             </w:pPr>
-            <w:hyperlink w:history="1" r:id="rIddxr-5-qaewewq4yrqkugl">
+            <w:hyperlink w:history="1" r:id="rIdybtdfwrvugrhvqcu_g9ma">
               <w:r>
                 <w:rPr>
                   <w:rFonts w:ascii="Arial" w:cs="Arial" w:eastAsia="Arial" w:hAnsi="Arial"/>
@@ -10118,7 +10118,7 @@
             <w:pPr>
               <w:spacing w:after="20" w:before="0"/>
             </w:pPr>
-            <w:hyperlink w:history="1" r:id="rIdnmkmmduu2i563x5i0-suy">
+            <w:hyperlink w:history="1" r:id="rIdtmjt-3igjoeqc_iuw1yim">
               <w:r>
                 <w:rPr>
                   <w:rFonts w:ascii="Arial" w:cs="Arial" w:eastAsia="Arial" w:hAnsi="Arial"/>
@@ -10151,7 +10151,7 @@
               <w:spacing w:after="10" w:before="0"/>
               <w:ind w:left="120"/>
             </w:pPr>
-            <w:hyperlink w:history="1" r:id="rIdo4wlkjzbllpbnxe80tvxw">
+            <w:hyperlink w:history="1" r:id="rIdw-np1lwc7vi54tg3_y5a_">
               <w:r>
                 <w:rPr>
                   <w:rFonts w:ascii="Arial" w:cs="Arial" w:eastAsia="Arial" w:hAnsi="Arial"/>
@@ -10351,7 +10351,7 @@
             <w:pPr>
               <w:spacing w:after="20" w:before="0"/>
             </w:pPr>
-            <w:hyperlink w:history="1" r:id="rId4gsoc3tjyycl2gfzgxvsj">
+            <w:hyperlink w:history="1" r:id="rIdbsckkgbg2s8at1a6jej2b">
               <w:r>
                 <w:rPr>
                   <w:rFonts w:ascii="Arial" w:cs="Arial" w:eastAsia="Arial" w:hAnsi="Arial"/>
@@ -10384,7 +10384,7 @@
               <w:spacing w:after="10" w:before="0"/>
               <w:ind w:left="120"/>
             </w:pPr>
-            <w:hyperlink w:history="1" r:id="rIdnfmc4jq84puwlaqtsaqpq">
+            <w:hyperlink w:history="1" r:id="rIdpajtkkhtmos5zdnu83rwn">
               <w:r>
                 <w:rPr>
                   <w:rFonts w:ascii="Arial" w:cs="Arial" w:eastAsia="Arial" w:hAnsi="Arial"/>
@@ -10429,7 +10429,7 @@
             <w:pPr>
               <w:spacing w:after="20" w:before="0"/>
             </w:pPr>
-            <w:hyperlink w:history="1" r:id="rIdke8aapviheo3rqelnutxf">
+            <w:hyperlink w:history="1" r:id="rIdotfvfvvp0noi7khrvtw2d">
               <w:r>
                 <w:rPr>
                   <w:rFonts w:ascii="Arial" w:cs="Arial" w:eastAsia="Arial" w:hAnsi="Arial"/>
@@ -10462,7 +10462,7 @@
               <w:spacing w:after="10" w:before="0"/>
               <w:ind w:left="120"/>
             </w:pPr>
-            <w:hyperlink w:history="1" r:id="rIdodfjxkdp5n-on_ugx_ysf">
+            <w:hyperlink w:history="1" r:id="rIdm-a_rn9xycdufu9m8hcbi">
               <w:r>
                 <w:rPr>
                   <w:rFonts w:ascii="Arial" w:cs="Arial" w:eastAsia="Arial" w:hAnsi="Arial"/>
@@ -10987,7 +10987,7 @@
         </w:rPr>
         <w:t xml:space="preserve">© 2026 SeaVuria and ARES. Aligned with KICD objectives. Developed by SeaVuria; technical implementation by ARES (with AI assistance from Claude). Licensed under </w:t>
       </w:r>
-      <w:hyperlink w:history="1" r:id="rIdfltbbdv_l7nxcqjkrge2v">
+      <w:hyperlink w:history="1" r:id="rIdtmtxekqoyno3pxwblrlep">
         <w:r>
           <w:rPr>
             <w:rFonts w:ascii="Arial" w:cs="Arial" w:eastAsia="Arial" w:hAnsi="Arial"/>
@@ -11008,7 +11008,7 @@
         </w:rPr>
         <w:t xml:space="preserve"> (</w:t>
       </w:r>
-      <w:hyperlink w:history="1" r:id="rIdlkk5pt80onhhmjj3puxbm">
+      <w:hyperlink w:history="1" r:id="rIdxuzgfrh1mahs7mutkrkex">
         <w:r>
           <w:rPr>
             <w:rFonts w:ascii="Arial" w:cs="Arial" w:eastAsia="Arial" w:hAnsi="Arial"/>
@@ -12048,7 +12048,7 @@
             <w:pPr>
               <w:spacing w:after="20" w:before="0"/>
             </w:pPr>
-            <w:hyperlink w:history="1" r:id="rIdve1qge1v5lxzdrdd4sjej">
+            <w:hyperlink w:history="1" r:id="rIdh1jthkcxjwu1twp-j0inl">
               <w:r>
                 <w:rPr>
                   <w:rFonts w:ascii="Arial" w:cs="Arial" w:eastAsia="Arial" w:hAnsi="Arial"/>
@@ -12081,7 +12081,7 @@
               <w:spacing w:after="10" w:before="0"/>
               <w:ind w:left="120"/>
             </w:pPr>
-            <w:hyperlink w:history="1" r:id="rIddmdoobieypzwfh6-rv2ga">
+            <w:hyperlink w:history="1" r:id="rIdnbgei03191g14eu2cycpa">
               <w:r>
                 <w:rPr>
                   <w:rFonts w:ascii="Arial" w:cs="Arial" w:eastAsia="Arial" w:hAnsi="Arial"/>
@@ -12126,7 +12126,7 @@
             <w:pPr>
               <w:spacing w:after="20" w:before="0"/>
             </w:pPr>
-            <w:hyperlink w:history="1" r:id="rIdjfdoxuxwhqcng-rui5ebp">
+            <w:hyperlink w:history="1" r:id="rIdq0euc4xgygmwybrutbxlr">
               <w:r>
                 <w:rPr>
                   <w:rFonts w:ascii="Arial" w:cs="Arial" w:eastAsia="Arial" w:hAnsi="Arial"/>
@@ -12159,7 +12159,7 @@
               <w:spacing w:after="10" w:before="0"/>
               <w:ind w:left="120"/>
             </w:pPr>
-            <w:hyperlink w:history="1" r:id="rId-yrlq9unwnlptzxtvfqu9">
+            <w:hyperlink w:history="1" r:id="rIdgjxidsnnycyisepcxqzr1">
               <w:r>
                 <w:rPr>
                   <w:rFonts w:ascii="Arial" w:cs="Arial" w:eastAsia="Arial" w:hAnsi="Arial"/>
@@ -12359,7 +12359,7 @@
             <w:pPr>
               <w:spacing w:after="20" w:before="0"/>
             </w:pPr>
-            <w:hyperlink w:history="1" r:id="rIdisop-z4_ig0ebimidwpyl">
+            <w:hyperlink w:history="1" r:id="rIdgzinvdenvrfm4mtnxfoex">
               <w:r>
                 <w:rPr>
                   <w:rFonts w:ascii="Arial" w:cs="Arial" w:eastAsia="Arial" w:hAnsi="Arial"/>
@@ -12392,7 +12392,7 @@
               <w:spacing w:after="10" w:before="0"/>
               <w:ind w:left="120"/>
             </w:pPr>
-            <w:hyperlink w:history="1" r:id="rIdqjnwmgxigd6epxclolhnr">
+            <w:hyperlink w:history="1" r:id="rIdkznd-em18onwamrjthklb">
               <w:r>
                 <w:rPr>
                   <w:rFonts w:ascii="Arial" w:cs="Arial" w:eastAsia="Arial" w:hAnsi="Arial"/>
@@ -12437,7 +12437,7 @@
             <w:pPr>
               <w:spacing w:after="20" w:before="0"/>
             </w:pPr>
-            <w:hyperlink w:history="1" r:id="rIdcloxfgvzym4fnlhvmnf_o">
+            <w:hyperlink w:history="1" r:id="rId_8chrz_jl6dkja5fiawnj">
               <w:r>
                 <w:rPr>
                   <w:rFonts w:ascii="Arial" w:cs="Arial" w:eastAsia="Arial" w:hAnsi="Arial"/>
@@ -12470,7 +12470,7 @@
               <w:spacing w:after="10" w:before="0"/>
               <w:ind w:left="120"/>
             </w:pPr>
-            <w:hyperlink w:history="1" r:id="rId-s4xzztklga7kvdyiul15">
+            <w:hyperlink w:history="1" r:id="rIdpxbq2_tm1nsmqzmzw1yaq">
               <w:r>
                 <w:rPr>
                   <w:rFonts w:ascii="Arial" w:cs="Arial" w:eastAsia="Arial" w:hAnsi="Arial"/>
@@ -12670,7 +12670,7 @@
             <w:pPr>
               <w:spacing w:after="20" w:before="0"/>
             </w:pPr>
-            <w:hyperlink w:history="1" r:id="rIdj-h1gx5-4lwzgib9snvlf">
+            <w:hyperlink w:history="1" r:id="rIdstn9wxxu3swkqxjjxroql">
               <w:r>
                 <w:rPr>
                   <w:rFonts w:ascii="Arial" w:cs="Arial" w:eastAsia="Arial" w:hAnsi="Arial"/>
@@ -12719,7 +12719,7 @@
               <w:spacing w:after="10" w:before="0"/>
               <w:ind w:left="120"/>
             </w:pPr>
-            <w:hyperlink w:history="1" r:id="rIdfmzr5dlf4no8gmfp6y_2w">
+            <w:hyperlink w:history="1" r:id="rIdjdgvdoquouo9qdaphkoqm">
               <w:r>
                 <w:rPr>
                   <w:rFonts w:ascii="Arial" w:cs="Arial" w:eastAsia="Arial" w:hAnsi="Arial"/>
@@ -12764,7 +12764,7 @@
             <w:pPr>
               <w:spacing w:after="20" w:before="0"/>
             </w:pPr>
-            <w:hyperlink w:history="1" r:id="rIdvx5gqzlbcad3loayltzxk">
+            <w:hyperlink w:history="1" r:id="rIdfafi-k_a8fbcjctabltnx">
               <w:r>
                 <w:rPr>
                   <w:rFonts w:ascii="Arial" w:cs="Arial" w:eastAsia="Arial" w:hAnsi="Arial"/>
@@ -12797,7 +12797,7 @@
               <w:spacing w:after="10" w:before="0"/>
               <w:ind w:left="120"/>
             </w:pPr>
-            <w:hyperlink w:history="1" r:id="rIdlulbxjxkyll0ppdlyu44t">
+            <w:hyperlink w:history="1" r:id="rIdiy7unm6fgl5pgeagtelwo">
               <w:r>
                 <w:rPr>
                   <w:rFonts w:ascii="Arial" w:cs="Arial" w:eastAsia="Arial" w:hAnsi="Arial"/>
@@ -12997,7 +12997,7 @@
             <w:pPr>
               <w:spacing w:after="20" w:before="0"/>
             </w:pPr>
-            <w:hyperlink w:history="1" r:id="rIdq_n4b0woajw0sskszqwgy">
+            <w:hyperlink w:history="1" r:id="rIdbodkbhq2gh50l0fbfqwz3">
               <w:r>
                 <w:rPr>
                   <w:rFonts w:ascii="Arial" w:cs="Arial" w:eastAsia="Arial" w:hAnsi="Arial"/>
@@ -13046,7 +13046,7 @@
               <w:spacing w:after="10" w:before="0"/>
               <w:ind w:left="120"/>
             </w:pPr>
-            <w:hyperlink w:history="1" r:id="rIds1f6ebu9epk32hkzz81o_">
+            <w:hyperlink w:history="1" r:id="rIdhenizsfuajrfgijcue2dd">
               <w:r>
                 <w:rPr>
                   <w:rFonts w:ascii="Arial" w:cs="Arial" w:eastAsia="Arial" w:hAnsi="Arial"/>
@@ -13091,7 +13091,7 @@
             <w:pPr>
               <w:spacing w:after="20" w:before="0"/>
             </w:pPr>
-            <w:hyperlink w:history="1" r:id="rId-lgkpb5a2agcgjfluzmkf">
+            <w:hyperlink w:history="1" r:id="rId_0lq-s1aadukgdkgglsoc">
               <w:r>
                 <w:rPr>
                   <w:rFonts w:ascii="Arial" w:cs="Arial" w:eastAsia="Arial" w:hAnsi="Arial"/>
@@ -13124,7 +13124,7 @@
               <w:spacing w:after="10" w:before="0"/>
               <w:ind w:left="120"/>
             </w:pPr>
-            <w:hyperlink w:history="1" r:id="rId4llp8drk_5nscv8vi_nxk">
+            <w:hyperlink w:history="1" r:id="rIdom40mvaz8ndtsbrz_eznj">
               <w:r>
                 <w:rPr>
                   <w:rFonts w:ascii="Arial" w:cs="Arial" w:eastAsia="Arial" w:hAnsi="Arial"/>
@@ -13324,7 +13324,7 @@
             <w:pPr>
               <w:spacing w:after="20" w:before="0"/>
             </w:pPr>
-            <w:hyperlink w:history="1" r:id="rIdvxhwdvecqfftoegc33dwz">
+            <w:hyperlink w:history="1" r:id="rIde0fhtupowoz0ma78tivyg">
               <w:r>
                 <w:rPr>
                   <w:rFonts w:ascii="Arial" w:cs="Arial" w:eastAsia="Arial" w:hAnsi="Arial"/>
@@ -13373,7 +13373,7 @@
               <w:spacing w:after="10" w:before="0"/>
               <w:ind w:left="120"/>
             </w:pPr>
-            <w:hyperlink w:history="1" r:id="rIdojhb6f-_6reel2xiw-3pj">
+            <w:hyperlink w:history="1" r:id="rIdbsnsqzmzzhjlihc9ufipi">
               <w:r>
                 <w:rPr>
                   <w:rFonts w:ascii="Arial" w:cs="Arial" w:eastAsia="Arial" w:hAnsi="Arial"/>
@@ -13418,7 +13418,7 @@
             <w:pPr>
               <w:spacing w:after="20" w:before="0"/>
             </w:pPr>
-            <w:hyperlink w:history="1" r:id="rId64okhnyfj6qplpfjnqaaw">
+            <w:hyperlink w:history="1" r:id="rIdj1jsy3wimrqywtwiyivga">
               <w:r>
                 <w:rPr>
                   <w:rFonts w:ascii="Arial" w:cs="Arial" w:eastAsia="Arial" w:hAnsi="Arial"/>
@@ -13451,7 +13451,7 @@
               <w:spacing w:after="10" w:before="0"/>
               <w:ind w:left="120"/>
             </w:pPr>
-            <w:hyperlink w:history="1" r:id="rIdyj3fryujzwbzvvthbcxtd">
+            <w:hyperlink w:history="1" r:id="rIdfdyk7n2e7cfzuitpcuziu">
               <w:r>
                 <w:rPr>
                   <w:rFonts w:ascii="Arial" w:cs="Arial" w:eastAsia="Arial" w:hAnsi="Arial"/>
@@ -13976,7 +13976,7 @@
         </w:rPr>
         <w:t xml:space="preserve">© 2026 SeaVuria and ARES. Aligned with KICD objectives. Developed by SeaVuria; technical implementation by ARES (with AI assistance from Claude). Licensed under </w:t>
       </w:r>
-      <w:hyperlink w:history="1" r:id="rId55gxtjsy6clc0otdl4wac">
+      <w:hyperlink w:history="1" r:id="rId7twjg31zb1yoj7bc7tu0n">
         <w:r>
           <w:rPr>
             <w:rFonts w:ascii="Arial" w:cs="Arial" w:eastAsia="Arial" w:hAnsi="Arial"/>
@@ -13997,7 +13997,7 @@
         </w:rPr>
         <w:t xml:space="preserve"> (</w:t>
       </w:r>
-      <w:hyperlink w:history="1" r:id="rId_24uhfqk09c4k7rz10bjy">
+      <w:hyperlink w:history="1" r:id="rIdcrhxxiofnbmroxovbaj_u">
         <w:r>
           <w:rPr>
             <w:rFonts w:ascii="Arial" w:cs="Arial" w:eastAsia="Arial" w:hAnsi="Arial"/>
@@ -15037,7 +15037,7 @@
             <w:pPr>
               <w:spacing w:after="20" w:before="0"/>
             </w:pPr>
-            <w:hyperlink w:history="1" r:id="rIdbprcpzhmdjgt7etnwuast">
+            <w:hyperlink w:history="1" r:id="rIds0q6_wtx2a4ye_8j1cvlb">
               <w:r>
                 <w:rPr>
                   <w:rFonts w:ascii="Arial" w:cs="Arial" w:eastAsia="Arial" w:hAnsi="Arial"/>
@@ -15070,7 +15070,7 @@
               <w:spacing w:after="10" w:before="0"/>
               <w:ind w:left="120"/>
             </w:pPr>
-            <w:hyperlink w:history="1" r:id="rIdmzkqrelqnglbraq-m6eey">
+            <w:hyperlink w:history="1" r:id="rIdeprulsg1atdmwk0cm5ow9">
               <w:r>
                 <w:rPr>
                   <w:rFonts w:ascii="Arial" w:cs="Arial" w:eastAsia="Arial" w:hAnsi="Arial"/>
@@ -15115,7 +15115,7 @@
             <w:pPr>
               <w:spacing w:after="20" w:before="0"/>
             </w:pPr>
-            <w:hyperlink w:history="1" r:id="rId6owqfzvzgezo1u_xghfcy">
+            <w:hyperlink w:history="1" r:id="rId5fm0b8upbmsuw-90i8kvj">
               <w:r>
                 <w:rPr>
                   <w:rFonts w:ascii="Arial" w:cs="Arial" w:eastAsia="Arial" w:hAnsi="Arial"/>
@@ -15148,7 +15148,7 @@
               <w:spacing w:after="10" w:before="0"/>
               <w:ind w:left="120"/>
             </w:pPr>
-            <w:hyperlink w:history="1" r:id="rIdubgb73ujraykonfj2hfxy">
+            <w:hyperlink w:history="1" r:id="rIdpcj-ky1savinobnpsn7o-">
               <w:r>
                 <w:rPr>
                   <w:rFonts w:ascii="Arial" w:cs="Arial" w:eastAsia="Arial" w:hAnsi="Arial"/>
@@ -15348,7 +15348,7 @@
             <w:pPr>
               <w:spacing w:after="20" w:before="0"/>
             </w:pPr>
-            <w:hyperlink w:history="1" r:id="rIdrg87njf3_shzkk4oihlus">
+            <w:hyperlink w:history="1" r:id="rIdvu8atrlm-ohjhf8sjz68n">
               <w:r>
                 <w:rPr>
                   <w:rFonts w:ascii="Arial" w:cs="Arial" w:eastAsia="Arial" w:hAnsi="Arial"/>
@@ -15381,7 +15381,7 @@
               <w:spacing w:after="10" w:before="0"/>
               <w:ind w:left="120"/>
             </w:pPr>
-            <w:hyperlink w:history="1" r:id="rIdssilgmtcdouoernd0sa7g">
+            <w:hyperlink w:history="1" r:id="rIdch6gm0_2bebsvar9lian1">
               <w:r>
                 <w:rPr>
                   <w:rFonts w:ascii="Arial" w:cs="Arial" w:eastAsia="Arial" w:hAnsi="Arial"/>
@@ -15426,7 +15426,7 @@
             <w:pPr>
               <w:spacing w:after="20" w:before="0"/>
             </w:pPr>
-            <w:hyperlink w:history="1" r:id="rId96yrn9xne3moyirruqmow">
+            <w:hyperlink w:history="1" r:id="rId0qkvf-hsowrckkkz89wdc">
               <w:r>
                 <w:rPr>
                   <w:rFonts w:ascii="Arial" w:cs="Arial" w:eastAsia="Arial" w:hAnsi="Arial"/>
@@ -15459,7 +15459,7 @@
               <w:spacing w:after="10" w:before="0"/>
               <w:ind w:left="120"/>
             </w:pPr>
-            <w:hyperlink w:history="1" r:id="rId7lqzswwp3ygns-pdrxx6m">
+            <w:hyperlink w:history="1" r:id="rIdbd1dyulp6tvy5b0ojh0wr">
               <w:r>
                 <w:rPr>
                   <w:rFonts w:ascii="Arial" w:cs="Arial" w:eastAsia="Arial" w:hAnsi="Arial"/>
@@ -15659,7 +15659,7 @@
             <w:pPr>
               <w:spacing w:after="20" w:before="0"/>
             </w:pPr>
-            <w:hyperlink w:history="1" r:id="rIdr5h6950eabyel43hjdj1q">
+            <w:hyperlink w:history="1" r:id="rId9eempxj9d2xm-zcnjjp5f">
               <w:r>
                 <w:rPr>
                   <w:rFonts w:ascii="Arial" w:cs="Arial" w:eastAsia="Arial" w:hAnsi="Arial"/>
@@ -15692,7 +15692,7 @@
               <w:spacing w:after="10" w:before="0"/>
               <w:ind w:left="120"/>
             </w:pPr>
-            <w:hyperlink w:history="1" r:id="rId7boubjlt3s6zvlthz8ofa">
+            <w:hyperlink w:history="1" r:id="rIdcw054jtokdc6l5nsjrytg">
               <w:r>
                 <w:rPr>
                   <w:rFonts w:ascii="Arial" w:cs="Arial" w:eastAsia="Arial" w:hAnsi="Arial"/>
@@ -15737,7 +15737,7 @@
             <w:pPr>
               <w:spacing w:after="20" w:before="0"/>
             </w:pPr>
-            <w:hyperlink w:history="1" r:id="rIdnizexhzy2ij_ypuj3dppa">
+            <w:hyperlink w:history="1" r:id="rId3yknbkbeonboqgidv-5fq">
               <w:r>
                 <w:rPr>
                   <w:rFonts w:ascii="Arial" w:cs="Arial" w:eastAsia="Arial" w:hAnsi="Arial"/>
@@ -15770,7 +15770,7 @@
               <w:spacing w:after="10" w:before="0"/>
               <w:ind w:left="120"/>
             </w:pPr>
-            <w:hyperlink w:history="1" r:id="rId2h3lidpueh-1vlgm8cmgp">
+            <w:hyperlink w:history="1" r:id="rIdjqtqpyxzj1mc3dtee-xjm">
               <w:r>
                 <w:rPr>
                   <w:rFonts w:ascii="Arial" w:cs="Arial" w:eastAsia="Arial" w:hAnsi="Arial"/>
@@ -15970,7 +15970,7 @@
             <w:pPr>
               <w:spacing w:after="20" w:before="0"/>
             </w:pPr>
-            <w:hyperlink w:history="1" r:id="rId0nqcc2uasxfb1ixnsy_ft">
+            <w:hyperlink w:history="1" r:id="rIdtxavai_6ljt1jnxjrqvot">
               <w:r>
                 <w:rPr>
                   <w:rFonts w:ascii="Arial" w:cs="Arial" w:eastAsia="Arial" w:hAnsi="Arial"/>
@@ -16003,7 +16003,7 @@
               <w:spacing w:after="10" w:before="0"/>
               <w:ind w:left="120"/>
             </w:pPr>
-            <w:hyperlink w:history="1" r:id="rIdmlcapigio6hk0dubumb2t">
+            <w:hyperlink w:history="1" r:id="rIdjio04byfumcso0rump5zb">
               <w:r>
                 <w:rPr>
                   <w:rFonts w:ascii="Arial" w:cs="Arial" w:eastAsia="Arial" w:hAnsi="Arial"/>
@@ -16048,7 +16048,7 @@
             <w:pPr>
               <w:spacing w:after="20" w:before="0"/>
             </w:pPr>
-            <w:hyperlink w:history="1" r:id="rIdn_hfeuxbjv0jxtlykbvqs">
+            <w:hyperlink w:history="1" r:id="rIdvg3vn4b3v8aexzanztrpt">
               <w:r>
                 <w:rPr>
                   <w:rFonts w:ascii="Arial" w:cs="Arial" w:eastAsia="Arial" w:hAnsi="Arial"/>
@@ -16081,7 +16081,7 @@
               <w:spacing w:after="10" w:before="0"/>
               <w:ind w:left="120"/>
             </w:pPr>
-            <w:hyperlink w:history="1" r:id="rId0ttl_iuqb4nx3lcvxw6na">
+            <w:hyperlink w:history="1" r:id="rIdrqfqsvqrmt-0mvl6cbgq1">
               <w:r>
                 <w:rPr>
                   <w:rFonts w:ascii="Arial" w:cs="Arial" w:eastAsia="Arial" w:hAnsi="Arial"/>
@@ -16281,7 +16281,7 @@
             <w:pPr>
               <w:spacing w:after="20" w:before="0"/>
             </w:pPr>
-            <w:hyperlink w:history="1" r:id="rIdilvokcsgezlylqv5wr9au">
+            <w:hyperlink w:history="1" r:id="rIdmatdoe-asuzmqvfgymqmw">
               <w:r>
                 <w:rPr>
                   <w:rFonts w:ascii="Arial" w:cs="Arial" w:eastAsia="Arial" w:hAnsi="Arial"/>
@@ -16314,7 +16314,7 @@
               <w:spacing w:after="10" w:before="0"/>
               <w:ind w:left="120"/>
             </w:pPr>
-            <w:hyperlink w:history="1" r:id="rIdfisgrxxlmfuaemsgchfzv">
+            <w:hyperlink w:history="1" r:id="rIdashloczoncz3fx7yjhw6o">
               <w:r>
                 <w:rPr>
                   <w:rFonts w:ascii="Arial" w:cs="Arial" w:eastAsia="Arial" w:hAnsi="Arial"/>
@@ -16359,7 +16359,7 @@
             <w:pPr>
               <w:spacing w:after="20" w:before="0"/>
             </w:pPr>
-            <w:hyperlink w:history="1" r:id="rIdln55cctdh8rirjkbtwvcd">
+            <w:hyperlink w:history="1" r:id="rIddihnzhc4d7-nxpf1fk8wp">
               <w:r>
                 <w:rPr>
                   <w:rFonts w:ascii="Arial" w:cs="Arial" w:eastAsia="Arial" w:hAnsi="Arial"/>
@@ -16392,7 +16392,7 @@
               <w:spacing w:after="10" w:before="0"/>
               <w:ind w:left="120"/>
             </w:pPr>
-            <w:hyperlink w:history="1" r:id="rIdfivjxatf3zq-zkkzmexxb">
+            <w:hyperlink w:history="1" r:id="rIdyz_o2iw6eorqxyxgr3pwy">
               <w:r>
                 <w:rPr>
                   <w:rFonts w:ascii="Arial" w:cs="Arial" w:eastAsia="Arial" w:hAnsi="Arial"/>
@@ -16917,7 +16917,7 @@
         </w:rPr>
         <w:t xml:space="preserve">© 2026 SeaVuria and ARES. Aligned with KICD objectives. Developed by SeaVuria; technical implementation by ARES (with AI assistance from Claude). Licensed under </w:t>
       </w:r>
-      <w:hyperlink w:history="1" r:id="rIdma4agddasa84igroa6u9x">
+      <w:hyperlink w:history="1" r:id="rIdumh8d8vidsyoy8n5y9gsu">
         <w:r>
           <w:rPr>
             <w:rFonts w:ascii="Arial" w:cs="Arial" w:eastAsia="Arial" w:hAnsi="Arial"/>
@@ -16938,7 +16938,7 @@
         </w:rPr>
         <w:t xml:space="preserve"> (</w:t>
       </w:r>
-      <w:hyperlink w:history="1" r:id="rIdrrhgj8jitmekj24pyjea3">
+      <w:hyperlink w:history="1" r:id="rIdezr5rgwvy9yrq36l4rvcs">
         <w:r>
           <w:rPr>
             <w:rFonts w:ascii="Arial" w:cs="Arial" w:eastAsia="Arial" w:hAnsi="Arial"/>
@@ -17978,7 +17978,7 @@
             <w:pPr>
               <w:spacing w:after="20" w:before="0"/>
             </w:pPr>
-            <w:hyperlink w:history="1" r:id="rId1exo66rx5ca8gzkeotvtk">
+            <w:hyperlink w:history="1" r:id="rIdnvsqeyv_orgpcdyhixv1n">
               <w:r>
                 <w:rPr>
                   <w:rFonts w:ascii="Arial" w:cs="Arial" w:eastAsia="Arial" w:hAnsi="Arial"/>
@@ -18011,7 +18011,7 @@
               <w:spacing w:after="10" w:before="0"/>
               <w:ind w:left="120"/>
             </w:pPr>
-            <w:hyperlink w:history="1" r:id="rIdq_nh8nb6wcctba9ny62c4">
+            <w:hyperlink w:history="1" r:id="rIdieejrxxegeq9_5e4zjwvb">
               <w:r>
                 <w:rPr>
                   <w:rFonts w:ascii="Arial" w:cs="Arial" w:eastAsia="Arial" w:hAnsi="Arial"/>
@@ -18056,7 +18056,7 @@
             <w:pPr>
               <w:spacing w:after="20" w:before="0"/>
             </w:pPr>
-            <w:hyperlink w:history="1" r:id="rId23tvye-dsn5voec96e4bj">
+            <w:hyperlink w:history="1" r:id="rIdif98oq_kbozw2ayjeaxim">
               <w:r>
                 <w:rPr>
                   <w:rFonts w:ascii="Arial" w:cs="Arial" w:eastAsia="Arial" w:hAnsi="Arial"/>
@@ -18089,7 +18089,7 @@
               <w:spacing w:after="10" w:before="0"/>
               <w:ind w:left="120"/>
             </w:pPr>
-            <w:hyperlink w:history="1" r:id="rIdmspldvhvaqs5cfc7ubseu">
+            <w:hyperlink w:history="1" r:id="rIdmbrnmhet4a5ulqr2e8wyi">
               <w:r>
                 <w:rPr>
                   <w:rFonts w:ascii="Arial" w:cs="Arial" w:eastAsia="Arial" w:hAnsi="Arial"/>
@@ -18289,7 +18289,7 @@
             <w:pPr>
               <w:spacing w:after="20" w:before="0"/>
             </w:pPr>
-            <w:hyperlink w:history="1" r:id="rId5ysvaaotvkfaizsur9x8o">
+            <w:hyperlink w:history="1" r:id="rIdxzjo2hee7u6bfeedapxmk">
               <w:r>
                 <w:rPr>
                   <w:rFonts w:ascii="Arial" w:cs="Arial" w:eastAsia="Arial" w:hAnsi="Arial"/>
@@ -18322,7 +18322,7 @@
               <w:spacing w:after="10" w:before="0"/>
               <w:ind w:left="120"/>
             </w:pPr>
-            <w:hyperlink w:history="1" r:id="rIdi5_4yn01cu3vlrhqso3j3">
+            <w:hyperlink w:history="1" r:id="rIduazi7phl2xpph4cn8svdt">
               <w:r>
                 <w:rPr>
                   <w:rFonts w:ascii="Arial" w:cs="Arial" w:eastAsia="Arial" w:hAnsi="Arial"/>
@@ -18367,7 +18367,7 @@
             <w:pPr>
               <w:spacing w:after="20" w:before="0"/>
             </w:pPr>
-            <w:hyperlink w:history="1" r:id="rId9q1hpwsl1qq7u6lmletmk">
+            <w:hyperlink w:history="1" r:id="rId-r9yxte23yzg5pomu6ptq">
               <w:r>
                 <w:rPr>
                   <w:rFonts w:ascii="Arial" w:cs="Arial" w:eastAsia="Arial" w:hAnsi="Arial"/>
@@ -18400,7 +18400,7 @@
               <w:spacing w:after="10" w:before="0"/>
               <w:ind w:left="120"/>
             </w:pPr>
-            <w:hyperlink w:history="1" r:id="rIdd9oakuvg0nfgk5dlygg2v">
+            <w:hyperlink w:history="1" r:id="rIdaz6fl8wum_skj48n7nysy">
               <w:r>
                 <w:rPr>
                   <w:rFonts w:ascii="Arial" w:cs="Arial" w:eastAsia="Arial" w:hAnsi="Arial"/>
@@ -18600,7 +18600,7 @@
             <w:pPr>
               <w:spacing w:after="20" w:before="0"/>
             </w:pPr>
-            <w:hyperlink w:history="1" r:id="rIdbezarbee1fmwdr1ob6v9f">
+            <w:hyperlink w:history="1" r:id="rIdc4fgmc41otclhq5rhdamo">
               <w:r>
                 <w:rPr>
                   <w:rFonts w:ascii="Arial" w:cs="Arial" w:eastAsia="Arial" w:hAnsi="Arial"/>
@@ -18649,7 +18649,7 @@
               <w:spacing w:after="10" w:before="0"/>
               <w:ind w:left="120"/>
             </w:pPr>
-            <w:hyperlink w:history="1" r:id="rIdkkk60bvh8mi7xtqa0-5pe">
+            <w:hyperlink w:history="1" r:id="rIdqqppf6vngxvsgvecqbdqy">
               <w:r>
                 <w:rPr>
                   <w:rFonts w:ascii="Arial" w:cs="Arial" w:eastAsia="Arial" w:hAnsi="Arial"/>
@@ -18694,7 +18694,7 @@
             <w:pPr>
               <w:spacing w:after="20" w:before="0"/>
             </w:pPr>
-            <w:hyperlink w:history="1" r:id="rIdk0hqlwvyncqo1zbtsr6a-">
+            <w:hyperlink w:history="1" r:id="rId5qkdvd0t9xnzm0neychwh">
               <w:r>
                 <w:rPr>
                   <w:rFonts w:ascii="Arial" w:cs="Arial" w:eastAsia="Arial" w:hAnsi="Arial"/>
@@ -18727,7 +18727,7 @@
               <w:spacing w:after="10" w:before="0"/>
               <w:ind w:left="120"/>
             </w:pPr>
-            <w:hyperlink w:history="1" r:id="rIdplnphcigwmyqfgqkewxhk">
+            <w:hyperlink w:history="1" r:id="rId5wdt4r1pvmnol3p9cjkbl">
               <w:r>
                 <w:rPr>
                   <w:rFonts w:ascii="Arial" w:cs="Arial" w:eastAsia="Arial" w:hAnsi="Arial"/>
@@ -18927,7 +18927,7 @@
             <w:pPr>
               <w:spacing w:after="20" w:before="0"/>
             </w:pPr>
-            <w:hyperlink w:history="1" r:id="rIdwlzqew311wqcxhxtnqwxb">
+            <w:hyperlink w:history="1" r:id="rIds_bvx2-h6omm1jeicwkvs">
               <w:r>
                 <w:rPr>
                   <w:rFonts w:ascii="Arial" w:cs="Arial" w:eastAsia="Arial" w:hAnsi="Arial"/>
@@ -18976,7 +18976,7 @@
               <w:spacing w:after="10" w:before="0"/>
               <w:ind w:left="120"/>
             </w:pPr>
-            <w:hyperlink w:history="1" r:id="rIdfumagy3qc5t9_bxtrusrt">
+            <w:hyperlink w:history="1" r:id="rIdajqgdkq8zh22pom9fx_xo">
               <w:r>
                 <w:rPr>
                   <w:rFonts w:ascii="Arial" w:cs="Arial" w:eastAsia="Arial" w:hAnsi="Arial"/>
@@ -19021,7 +19021,7 @@
             <w:pPr>
               <w:spacing w:after="20" w:before="0"/>
             </w:pPr>
-            <w:hyperlink w:history="1" r:id="rIdj92dgepol0pu6beczqhno">
+            <w:hyperlink w:history="1" r:id="rIdpi0vlgby4koucpx_q2vp5">
               <w:r>
                 <w:rPr>
                   <w:rFonts w:ascii="Arial" w:cs="Arial" w:eastAsia="Arial" w:hAnsi="Arial"/>
@@ -19054,7 +19054,7 @@
               <w:spacing w:after="10" w:before="0"/>
               <w:ind w:left="120"/>
             </w:pPr>
-            <w:hyperlink w:history="1" r:id="rIdht9kj_l454hvigafsao_o">
+            <w:hyperlink w:history="1" r:id="rIdie090dukxbqziths8mxbh">
               <w:r>
                 <w:rPr>
                   <w:rFonts w:ascii="Arial" w:cs="Arial" w:eastAsia="Arial" w:hAnsi="Arial"/>
@@ -19254,7 +19254,7 @@
             <w:pPr>
               <w:spacing w:after="20" w:before="0"/>
             </w:pPr>
-            <w:hyperlink w:history="1" r:id="rId2x-5b7kkvej6d9eu_86fy">
+            <w:hyperlink w:history="1" r:id="rIdefhiyum6lyky0ozgeabox">
               <w:r>
                 <w:rPr>
                   <w:rFonts w:ascii="Arial" w:cs="Arial" w:eastAsia="Arial" w:hAnsi="Arial"/>
@@ -19303,7 +19303,7 @@
               <w:spacing w:after="10" w:before="0"/>
               <w:ind w:left="120"/>
             </w:pPr>
-            <w:hyperlink w:history="1" r:id="rId5hpuufdl033_usg9kjq-m">
+            <w:hyperlink w:history="1" r:id="rId-hvm97qvt09zogtljf6ov">
               <w:r>
                 <w:rPr>
                   <w:rFonts w:ascii="Arial" w:cs="Arial" w:eastAsia="Arial" w:hAnsi="Arial"/>
@@ -19348,7 +19348,7 @@
             <w:pPr>
               <w:spacing w:after="20" w:before="0"/>
             </w:pPr>
-            <w:hyperlink w:history="1" r:id="rId2osjc64kd9bq5q6ge8o2r">
+            <w:hyperlink w:history="1" r:id="rId6x1icxvwfov4ugruqwdcy">
               <w:r>
                 <w:rPr>
                   <w:rFonts w:ascii="Arial" w:cs="Arial" w:eastAsia="Arial" w:hAnsi="Arial"/>
@@ -19381,7 +19381,7 @@
               <w:spacing w:after="10" w:before="0"/>
               <w:ind w:left="120"/>
             </w:pPr>
-            <w:hyperlink w:history="1" r:id="rIdd2fkzjk6si5yw8jwd_otr">
+            <w:hyperlink w:history="1" r:id="rIdjpnqsirlw1nyvdccye0s3">
               <w:r>
                 <w:rPr>
                   <w:rFonts w:ascii="Arial" w:cs="Arial" w:eastAsia="Arial" w:hAnsi="Arial"/>
@@ -19906,7 +19906,7 @@
         </w:rPr>
         <w:t xml:space="preserve">© 2026 SeaVuria and ARES. Aligned with KICD objectives. Developed by SeaVuria; technical implementation by ARES (with AI assistance from Claude). Licensed under </w:t>
       </w:r>
-      <w:hyperlink w:history="1" r:id="rId02dd5gc0ucgyadgyorszk">
+      <w:hyperlink w:history="1" r:id="rIdirigrbdddix9aku6io3c_">
         <w:r>
           <w:rPr>
             <w:rFonts w:ascii="Arial" w:cs="Arial" w:eastAsia="Arial" w:hAnsi="Arial"/>
@@ -19927,7 +19927,7 @@
         </w:rPr>
         <w:t xml:space="preserve"> (</w:t>
       </w:r>
-      <w:hyperlink w:history="1" r:id="rId5dmxmix-4wwfo_mixnr5d">
+      <w:hyperlink w:history="1" r:id="rId6sojr6twn3gm1kh3kzjvs">
         <w:r>
           <w:rPr>
             <w:rFonts w:ascii="Arial" w:cs="Arial" w:eastAsia="Arial" w:hAnsi="Arial"/>
@@ -20967,7 +20967,7 @@
             <w:pPr>
               <w:spacing w:after="20" w:before="0"/>
             </w:pPr>
-            <w:hyperlink w:history="1" r:id="rIdjo0okbu9fl4wshhagfdth">
+            <w:hyperlink w:history="1" r:id="rIditd8ojwk7zld5gilsqrms">
               <w:r>
                 <w:rPr>
                   <w:rFonts w:ascii="Arial" w:cs="Arial" w:eastAsia="Arial" w:hAnsi="Arial"/>
@@ -21000,7 +21000,7 @@
               <w:spacing w:after="10" w:before="0"/>
               <w:ind w:left="120"/>
             </w:pPr>
-            <w:hyperlink w:history="1" r:id="rId8ploh_duw9a-oci-mqpuz">
+            <w:hyperlink w:history="1" r:id="rIdaj2xbcoz1v7iyv-pu1blk">
               <w:r>
                 <w:rPr>
                   <w:rFonts w:ascii="Arial" w:cs="Arial" w:eastAsia="Arial" w:hAnsi="Arial"/>
@@ -21045,7 +21045,7 @@
             <w:pPr>
               <w:spacing w:after="20" w:before="0"/>
             </w:pPr>
-            <w:hyperlink w:history="1" r:id="rIdnnban4hwgtn4k3yvk_qm1">
+            <w:hyperlink w:history="1" r:id="rIdc4wkzngthoslvjxh_6wxe">
               <w:r>
                 <w:rPr>
                   <w:rFonts w:ascii="Arial" w:cs="Arial" w:eastAsia="Arial" w:hAnsi="Arial"/>
@@ -21078,7 +21078,7 @@
               <w:spacing w:after="10" w:before="0"/>
               <w:ind w:left="120"/>
             </w:pPr>
-            <w:hyperlink w:history="1" r:id="rIdrek4hps0axxevxjixrvle">
+            <w:hyperlink w:history="1" r:id="rIdtwpx7pa0_mnfehbanoju3">
               <w:r>
                 <w:rPr>
                   <w:rFonts w:ascii="Arial" w:cs="Arial" w:eastAsia="Arial" w:hAnsi="Arial"/>
@@ -21278,7 +21278,7 @@
             <w:pPr>
               <w:spacing w:after="20" w:before="0"/>
             </w:pPr>
-            <w:hyperlink w:history="1" r:id="rId99ztamzqvm2h2gjphx6ph">
+            <w:hyperlink w:history="1" r:id="rIdtxjvacnoelsl0_ihlf-mb">
               <w:r>
                 <w:rPr>
                   <w:rFonts w:ascii="Arial" w:cs="Arial" w:eastAsia="Arial" w:hAnsi="Arial"/>
@@ -21311,7 +21311,7 @@
               <w:spacing w:after="10" w:before="0"/>
               <w:ind w:left="120"/>
             </w:pPr>
-            <w:hyperlink w:history="1" r:id="rIdojhi4a6pjp7bunpsrl-dd">
+            <w:hyperlink w:history="1" r:id="rId3yoia0pvvkyhujajd2vsb">
               <w:r>
                 <w:rPr>
                   <w:rFonts w:ascii="Arial" w:cs="Arial" w:eastAsia="Arial" w:hAnsi="Arial"/>
@@ -21356,7 +21356,7 @@
             <w:pPr>
               <w:spacing w:after="20" w:before="0"/>
             </w:pPr>
-            <w:hyperlink w:history="1" r:id="rIdrq1maerpmw6pyetblykcx">
+            <w:hyperlink w:history="1" r:id="rIdrnaesptvf0hp4bbzdmjda">
               <w:r>
                 <w:rPr>
                   <w:rFonts w:ascii="Arial" w:cs="Arial" w:eastAsia="Arial" w:hAnsi="Arial"/>
@@ -21389,7 +21389,7 @@
               <w:spacing w:after="10" w:before="0"/>
               <w:ind w:left="120"/>
             </w:pPr>
-            <w:hyperlink w:history="1" r:id="rId5ngkpyh8nyclwqbc6ladg">
+            <w:hyperlink w:history="1" r:id="rId7f084zxsb9yf3pfmww9ga">
               <w:r>
                 <w:rPr>
                   <w:rFonts w:ascii="Arial" w:cs="Arial" w:eastAsia="Arial" w:hAnsi="Arial"/>
@@ -21589,7 +21589,7 @@
             <w:pPr>
               <w:spacing w:after="20" w:before="0"/>
             </w:pPr>
-            <w:hyperlink w:history="1" r:id="rIdvvyzqrqygu3fa_09t4mge">
+            <w:hyperlink w:history="1" r:id="rIdr1dyfqtxfauul5eepdnvc">
               <w:r>
                 <w:rPr>
                   <w:rFonts w:ascii="Arial" w:cs="Arial" w:eastAsia="Arial" w:hAnsi="Arial"/>
@@ -21638,7 +21638,7 @@
               <w:spacing w:after="10" w:before="0"/>
               <w:ind w:left="120"/>
             </w:pPr>
-            <w:hyperlink w:history="1" r:id="rIdv30uhdgxu97raxfs71k83">
+            <w:hyperlink w:history="1" r:id="rIdb1q-5sexfqvmzp_-hxlfw">
               <w:r>
                 <w:rPr>
                   <w:rFonts w:ascii="Arial" w:cs="Arial" w:eastAsia="Arial" w:hAnsi="Arial"/>
@@ -21683,7 +21683,7 @@
             <w:pPr>
               <w:spacing w:after="20" w:before="0"/>
             </w:pPr>
-            <w:hyperlink w:history="1" r:id="rIduoj3so0lcdnlvhahuw6mi">
+            <w:hyperlink w:history="1" r:id="rIdzdcmxo3_iquvd3pelkeo1">
               <w:r>
                 <w:rPr>
                   <w:rFonts w:ascii="Arial" w:cs="Arial" w:eastAsia="Arial" w:hAnsi="Arial"/>
@@ -21732,7 +21732,7 @@
               <w:spacing w:after="10" w:before="0"/>
               <w:ind w:left="120"/>
             </w:pPr>
-            <w:hyperlink w:history="1" r:id="rIddputf3nzuym-fymjh1_01">
+            <w:hyperlink w:history="1" r:id="rIdcx6cz3kvguaw4ahc-302c">
               <w:r>
                 <w:rPr>
                   <w:rFonts w:ascii="Arial" w:cs="Arial" w:eastAsia="Arial" w:hAnsi="Arial"/>
@@ -21932,7 +21932,7 @@
             <w:pPr>
               <w:spacing w:after="20" w:before="0"/>
             </w:pPr>
-            <w:hyperlink w:history="1" r:id="rIdnjb_ed69gfjy-20y5lvgt">
+            <w:hyperlink w:history="1" r:id="rIdsq2bzamdf3hqk_iacmi2d">
               <w:r>
                 <w:rPr>
                   <w:rFonts w:ascii="Arial" w:cs="Arial" w:eastAsia="Arial" w:hAnsi="Arial"/>
@@ -21981,7 +21981,7 @@
               <w:spacing w:after="10" w:before="0"/>
               <w:ind w:left="120"/>
             </w:pPr>
-            <w:hyperlink w:history="1" r:id="rIdcyyhe__qkwhmfevvckszz">
+            <w:hyperlink w:history="1" r:id="rId3fu-lh08d7jojjjfcayoh">
               <w:r>
                 <w:rPr>
                   <w:rFonts w:ascii="Arial" w:cs="Arial" w:eastAsia="Arial" w:hAnsi="Arial"/>
@@ -22026,7 +22026,7 @@
             <w:pPr>
               <w:spacing w:after="20" w:before="0"/>
             </w:pPr>
-            <w:hyperlink w:history="1" r:id="rIdt0suurwtm0zxrsfj3rrr5">
+            <w:hyperlink w:history="1" r:id="rIdbgcrdcg9vnrn30a6uktj7">
               <w:r>
                 <w:rPr>
                   <w:rFonts w:ascii="Arial" w:cs="Arial" w:eastAsia="Arial" w:hAnsi="Arial"/>
@@ -22075,7 +22075,7 @@
               <w:spacing w:after="10" w:before="0"/>
               <w:ind w:left="120"/>
             </w:pPr>
-            <w:hyperlink w:history="1" r:id="rId7ltterr6sftvuy9-9qkbm">
+            <w:hyperlink w:history="1" r:id="rIdzwuz2ujvxfi5hpexcrtuy">
               <w:r>
                 <w:rPr>
                   <w:rFonts w:ascii="Arial" w:cs="Arial" w:eastAsia="Arial" w:hAnsi="Arial"/>
@@ -22275,7 +22275,7 @@
             <w:pPr>
               <w:spacing w:after="20" w:before="0"/>
             </w:pPr>
-            <w:hyperlink w:history="1" r:id="rIdynl5wtggzquk4cnldaomk">
+            <w:hyperlink w:history="1" r:id="rIdc0jjdeq0zil8jspzcxbtt">
               <w:r>
                 <w:rPr>
                   <w:rFonts w:ascii="Arial" w:cs="Arial" w:eastAsia="Arial" w:hAnsi="Arial"/>
@@ -22324,7 +22324,7 @@
               <w:spacing w:after="10" w:before="0"/>
               <w:ind w:left="120"/>
             </w:pPr>
-            <w:hyperlink w:history="1" r:id="rIdf9ovbpqazob2bc4ej3ko9">
+            <w:hyperlink w:history="1" r:id="rIdobnejfuyk_7a4acb0qiux">
               <w:r>
                 <w:rPr>
                   <w:rFonts w:ascii="Arial" w:cs="Arial" w:eastAsia="Arial" w:hAnsi="Arial"/>
@@ -22369,7 +22369,7 @@
             <w:pPr>
               <w:spacing w:after="20" w:before="0"/>
             </w:pPr>
-            <w:hyperlink w:history="1" r:id="rIdfcdimzlzdcmftto_evpgs">
+            <w:hyperlink w:history="1" r:id="rIdbnp6io0jdll9ucq-zukhn">
               <w:r>
                 <w:rPr>
                   <w:rFonts w:ascii="Arial" w:cs="Arial" w:eastAsia="Arial" w:hAnsi="Arial"/>
@@ -22402,7 +22402,7 @@
               <w:spacing w:after="10" w:before="0"/>
               <w:ind w:left="120"/>
             </w:pPr>
-            <w:hyperlink w:history="1" r:id="rIdvwr1ckkcybbz4pxsp8ug8">
+            <w:hyperlink w:history="1" r:id="rIdh3wtsj6jdj9utqvwqyphf">
               <w:r>
                 <w:rPr>
                   <w:rFonts w:ascii="Arial" w:cs="Arial" w:eastAsia="Arial" w:hAnsi="Arial"/>
@@ -22927,7 +22927,7 @@
         </w:rPr>
         <w:t xml:space="preserve">© 2026 SeaVuria and ARES. Aligned with KICD objectives. Developed by SeaVuria; technical implementation by ARES (with AI assistance from Claude). Licensed under </w:t>
       </w:r>
-      <w:hyperlink w:history="1" r:id="rIdsrl2jb4hhzcpal863-rwe">
+      <w:hyperlink w:history="1" r:id="rIdka2zetsn2pnhysw7u5rig">
         <w:r>
           <w:rPr>
             <w:rFonts w:ascii="Arial" w:cs="Arial" w:eastAsia="Arial" w:hAnsi="Arial"/>
@@ -22948,7 +22948,7 @@
         </w:rPr>
         <w:t xml:space="preserve"> (</w:t>
       </w:r>
-      <w:hyperlink w:history="1" r:id="rIddqtelo0aigjlwn7lvf1rj">
+      <w:hyperlink w:history="1" r:id="rIdi5nnj2xfhmsirasgfozi8">
         <w:r>
           <w:rPr>
             <w:rFonts w:ascii="Arial" w:cs="Arial" w:eastAsia="Arial" w:hAnsi="Arial"/>
@@ -23988,7 +23988,7 @@
             <w:pPr>
               <w:spacing w:after="20" w:before="0"/>
             </w:pPr>
-            <w:hyperlink w:history="1" r:id="rIdiq4ofvgaqmzj3ylbkw0t9">
+            <w:hyperlink w:history="1" r:id="rIdyanmcz196ywenornyqo06">
               <w:r>
                 <w:rPr>
                   <w:rFonts w:ascii="Arial" w:cs="Arial" w:eastAsia="Arial" w:hAnsi="Arial"/>
@@ -24037,7 +24037,7 @@
               <w:spacing w:after="10" w:before="0"/>
               <w:ind w:left="120"/>
             </w:pPr>
-            <w:hyperlink w:history="1" r:id="rIdmtipfdpv_wjmasqoor55p">
+            <w:hyperlink w:history="1" r:id="rIdkomhywmqsop4xramsowzt">
               <w:r>
                 <w:rPr>
                   <w:rFonts w:ascii="Arial" w:cs="Arial" w:eastAsia="Arial" w:hAnsi="Arial"/>
@@ -24082,7 +24082,7 @@
             <w:pPr>
               <w:spacing w:after="20" w:before="0"/>
             </w:pPr>
-            <w:hyperlink w:history="1" r:id="rIdtqxuzxdpeht9wap_okbjl">
+            <w:hyperlink w:history="1" r:id="rIdkshq8idttihqsuq5bmzq0">
               <w:r>
                 <w:rPr>
                   <w:rFonts w:ascii="Arial" w:cs="Arial" w:eastAsia="Arial" w:hAnsi="Arial"/>
@@ -24131,7 +24131,7 @@
               <w:spacing w:after="10" w:before="0"/>
               <w:ind w:left="120"/>
             </w:pPr>
-            <w:hyperlink w:history="1" r:id="rIduwkl8o0-wnhqdwn84wy0t">
+            <w:hyperlink w:history="1" r:id="rIdhrmyzh7r3uyj4apzuinps">
               <w:r>
                 <w:rPr>
                   <w:rFonts w:ascii="Arial" w:cs="Arial" w:eastAsia="Arial" w:hAnsi="Arial"/>
@@ -24331,7 +24331,7 @@
             <w:pPr>
               <w:spacing w:after="20" w:before="0"/>
             </w:pPr>
-            <w:hyperlink w:history="1" r:id="rId-qhg42d1qfemsjavkiki0">
+            <w:hyperlink w:history="1" r:id="rIdk17silwel5-b7fxfw_f0-">
               <w:r>
                 <w:rPr>
                   <w:rFonts w:ascii="Arial" w:cs="Arial" w:eastAsia="Arial" w:hAnsi="Arial"/>
@@ -24380,7 +24380,7 @@
               <w:spacing w:after="10" w:before="0"/>
               <w:ind w:left="120"/>
             </w:pPr>
-            <w:hyperlink w:history="1" r:id="rIdxlfsxtcscf19tnpwafb0x">
+            <w:hyperlink w:history="1" r:id="rId553tw6m0vdkabul-yf2at">
               <w:r>
                 <w:rPr>
                   <w:rFonts w:ascii="Arial" w:cs="Arial" w:eastAsia="Arial" w:hAnsi="Arial"/>
@@ -24425,7 +24425,7 @@
             <w:pPr>
               <w:spacing w:after="20" w:before="0"/>
             </w:pPr>
-            <w:hyperlink w:history="1" r:id="rIdtnpsnfw3y8mpa_u_hur0w">
+            <w:hyperlink w:history="1" r:id="rIdnswwa4rl8ewbyojmptcmb">
               <w:r>
                 <w:rPr>
                   <w:rFonts w:ascii="Arial" w:cs="Arial" w:eastAsia="Arial" w:hAnsi="Arial"/>
@@ -24474,7 +24474,7 @@
               <w:spacing w:after="10" w:before="0"/>
               <w:ind w:left="120"/>
             </w:pPr>
-            <w:hyperlink w:history="1" r:id="rIdc3suh-ahstwmtyj6_vbeh">
+            <w:hyperlink w:history="1" r:id="rIdjfg5r5ktdwgkqnw_iopy8">
               <w:r>
                 <w:rPr>
                   <w:rFonts w:ascii="Arial" w:cs="Arial" w:eastAsia="Arial" w:hAnsi="Arial"/>
@@ -24674,7 +24674,7 @@
             <w:pPr>
               <w:spacing w:after="20" w:before="0"/>
             </w:pPr>
-            <w:hyperlink w:history="1" r:id="rId7ivywthzmknf1e3zy6e_i">
+            <w:hyperlink w:history="1" r:id="rIdwqybzuvm7ac2vszqaqkf5">
               <w:r>
                 <w:rPr>
                   <w:rFonts w:ascii="Arial" w:cs="Arial" w:eastAsia="Arial" w:hAnsi="Arial"/>
@@ -24723,7 +24723,7 @@
               <w:spacing w:after="10" w:before="0"/>
               <w:ind w:left="120"/>
             </w:pPr>
-            <w:hyperlink w:history="1" r:id="rId32ixvb5c5ofo_kk5ostzk">
+            <w:hyperlink w:history="1" r:id="rIdx-u9tp-id8iifvotrfv4f">
               <w:r>
                 <w:rPr>
                   <w:rFonts w:ascii="Arial" w:cs="Arial" w:eastAsia="Arial" w:hAnsi="Arial"/>
@@ -24768,7 +24768,7 @@
             <w:pPr>
               <w:spacing w:after="20" w:before="0"/>
             </w:pPr>
-            <w:hyperlink w:history="1" r:id="rId8rrw1zlpixsypncxnoihg">
+            <w:hyperlink w:history="1" r:id="rIdetlxgcaknqggqcfnffvsi">
               <w:r>
                 <w:rPr>
                   <w:rFonts w:ascii="Arial" w:cs="Arial" w:eastAsia="Arial" w:hAnsi="Arial"/>
@@ -24817,7 +24817,7 @@
               <w:spacing w:after="10" w:before="0"/>
               <w:ind w:left="120"/>
             </w:pPr>
-            <w:hyperlink w:history="1" r:id="rIdwdaau0x_vmek_hyqclvnf">
+            <w:hyperlink w:history="1" r:id="rIdm734p4aniv-kuvm9kfu99">
               <w:r>
                 <w:rPr>
                   <w:rFonts w:ascii="Arial" w:cs="Arial" w:eastAsia="Arial" w:hAnsi="Arial"/>
@@ -25017,7 +25017,7 @@
             <w:pPr>
               <w:spacing w:after="20" w:before="0"/>
             </w:pPr>
-            <w:hyperlink w:history="1" r:id="rId7ahfcxoiq2arucupxwski">
+            <w:hyperlink w:history="1" r:id="rIdfyqpaucu9kqutkusied5l">
               <w:r>
                 <w:rPr>
                   <w:rFonts w:ascii="Arial" w:cs="Arial" w:eastAsia="Arial" w:hAnsi="Arial"/>
@@ -25066,7 +25066,7 @@
               <w:spacing w:after="10" w:before="0"/>
               <w:ind w:left="120"/>
             </w:pPr>
-            <w:hyperlink w:history="1" r:id="rIdj99vvy-ri4cllfy-flrzf">
+            <w:hyperlink w:history="1" r:id="rIdj-p5sn5wlcsd7n46ljakf">
               <w:r>
                 <w:rPr>
                   <w:rFonts w:ascii="Arial" w:cs="Arial" w:eastAsia="Arial" w:hAnsi="Arial"/>
@@ -25111,7 +25111,7 @@
             <w:pPr>
               <w:spacing w:after="20" w:before="0"/>
             </w:pPr>
-            <w:hyperlink w:history="1" r:id="rIdsl0qmwtypxkoich7pnlgy">
+            <w:hyperlink w:history="1" r:id="rIdkgx8e-dnvdgp7muur_cd0">
               <w:r>
                 <w:rPr>
                   <w:rFonts w:ascii="Arial" w:cs="Arial" w:eastAsia="Arial" w:hAnsi="Arial"/>
@@ -25160,7 +25160,7 @@
               <w:spacing w:after="10" w:before="0"/>
               <w:ind w:left="120"/>
             </w:pPr>
-            <w:hyperlink w:history="1" r:id="rIdq8pkhhgubazy8ipryzfdl">
+            <w:hyperlink w:history="1" r:id="rIdpvwsyqrzh4iqmjvelum0a">
               <w:r>
                 <w:rPr>
                   <w:rFonts w:ascii="Arial" w:cs="Arial" w:eastAsia="Arial" w:hAnsi="Arial"/>
@@ -25360,7 +25360,7 @@
             <w:pPr>
               <w:spacing w:after="20" w:before="0"/>
             </w:pPr>
-            <w:hyperlink w:history="1" r:id="rId87alukjyk99p40gu7hezw">
+            <w:hyperlink w:history="1" r:id="rIdniic24yuodfycqzn26ob-">
               <w:r>
                 <w:rPr>
                   <w:rFonts w:ascii="Arial" w:cs="Arial" w:eastAsia="Arial" w:hAnsi="Arial"/>
@@ -25409,7 +25409,7 @@
               <w:spacing w:after="10" w:before="0"/>
               <w:ind w:left="120"/>
             </w:pPr>
-            <w:hyperlink w:history="1" r:id="rIdkqx5onmgrj0ycc3xfcotu">
+            <w:hyperlink w:history="1" r:id="rIdwuaksrlgunbv1hvqu-mmc">
               <w:r>
                 <w:rPr>
                   <w:rFonts w:ascii="Arial" w:cs="Arial" w:eastAsia="Arial" w:hAnsi="Arial"/>
@@ -25454,7 +25454,7 @@
             <w:pPr>
               <w:spacing w:after="20" w:before="0"/>
             </w:pPr>
-            <w:hyperlink w:history="1" r:id="rIdq_lfhinn2w6j-dioo0sqk">
+            <w:hyperlink w:history="1" r:id="rId5_vjlaown-j0oshmgzzay">
               <w:r>
                 <w:rPr>
                   <w:rFonts w:ascii="Arial" w:cs="Arial" w:eastAsia="Arial" w:hAnsi="Arial"/>
@@ -25503,7 +25503,7 @@
               <w:spacing w:after="10" w:before="0"/>
               <w:ind w:left="120"/>
             </w:pPr>
-            <w:hyperlink w:history="1" r:id="rIdilhvfedmooocjorm5r5j7">
+            <w:hyperlink w:history="1" r:id="rIdvbmkzo7g2wdsti6allxin">
               <w:r>
                 <w:rPr>
                   <w:rFonts w:ascii="Arial" w:cs="Arial" w:eastAsia="Arial" w:hAnsi="Arial"/>
@@ -26028,7 +26028,7 @@
         </w:rPr>
         <w:t xml:space="preserve">© 2026 SeaVuria and ARES. Aligned with KICD objectives. Developed by SeaVuria; technical implementation by ARES (with AI assistance from Claude). Licensed under </w:t>
       </w:r>
-      <w:hyperlink w:history="1" r:id="rIddj1pcorvb6gvib7mxeaxh">
+      <w:hyperlink w:history="1" r:id="rId3xkkohzr75g3yucxkzmhg">
         <w:r>
           <w:rPr>
             <w:rFonts w:ascii="Arial" w:cs="Arial" w:eastAsia="Arial" w:hAnsi="Arial"/>
@@ -26049,7 +26049,7 @@
         </w:rPr>
         <w:t xml:space="preserve"> (</w:t>
       </w:r>
-      <w:hyperlink w:history="1" r:id="rIdyznk8_fzi7lvqlpqjueef">
+      <w:hyperlink w:history="1" r:id="rIdtd92-hqcxaom_dgltpluh">
         <w:r>
           <w:rPr>
             <w:rFonts w:ascii="Arial" w:cs="Arial" w:eastAsia="Arial" w:hAnsi="Arial"/>
@@ -27089,7 +27089,7 @@
             <w:pPr>
               <w:spacing w:after="20" w:before="0"/>
             </w:pPr>
-            <w:hyperlink w:history="1" r:id="rId0qgum40s_mkskqf9dlytx">
+            <w:hyperlink w:history="1" r:id="rIddacrbjuoirtfr93rcmeiq">
               <w:r>
                 <w:rPr>
                   <w:rFonts w:ascii="Arial" w:cs="Arial" w:eastAsia="Arial" w:hAnsi="Arial"/>
@@ -27122,7 +27122,7 @@
               <w:spacing w:after="10" w:before="0"/>
               <w:ind w:left="120"/>
             </w:pPr>
-            <w:hyperlink w:history="1" r:id="rIdxkp4ynyoxcvyy1q-un7j-">
+            <w:hyperlink w:history="1" r:id="rIdhjyu-xff5nzbckn0_iiia">
               <w:r>
                 <w:rPr>
                   <w:rFonts w:ascii="Arial" w:cs="Arial" w:eastAsia="Arial" w:hAnsi="Arial"/>
@@ -27167,7 +27167,7 @@
             <w:pPr>
               <w:spacing w:after="20" w:before="0"/>
             </w:pPr>
-            <w:hyperlink w:history="1" r:id="rIdey1bnb57jghokl4b_-a0b">
+            <w:hyperlink w:history="1" r:id="rIdrzvgj_x3wscmd4gjgfquj">
               <w:r>
                 <w:rPr>
                   <w:rFonts w:ascii="Arial" w:cs="Arial" w:eastAsia="Arial" w:hAnsi="Arial"/>
@@ -27200,7 +27200,7 @@
               <w:spacing w:after="10" w:before="0"/>
               <w:ind w:left="120"/>
             </w:pPr>
-            <w:hyperlink w:history="1" r:id="rIdbjafjcvrxj-_lhehiknor">
+            <w:hyperlink w:history="1" r:id="rIdkyvnreechyhnwsoo5eiie">
               <w:r>
                 <w:rPr>
                   <w:rFonts w:ascii="Arial" w:cs="Arial" w:eastAsia="Arial" w:hAnsi="Arial"/>
@@ -27400,7 +27400,7 @@
             <w:pPr>
               <w:spacing w:after="20" w:before="0"/>
             </w:pPr>
-            <w:hyperlink w:history="1" r:id="rIdd_e9eayy5xfav4mbzcxuv">
+            <w:hyperlink w:history="1" r:id="rIdua4mkkf5wepighjwruocf">
               <w:r>
                 <w:rPr>
                   <w:rFonts w:ascii="Arial" w:cs="Arial" w:eastAsia="Arial" w:hAnsi="Arial"/>
@@ -27433,7 +27433,7 @@
               <w:spacing w:after="10" w:before="0"/>
               <w:ind w:left="120"/>
             </w:pPr>
-            <w:hyperlink w:history="1" r:id="rIdpjuy06-cxbjfbnafhy1_g">
+            <w:hyperlink w:history="1" r:id="rIdfryyfqccw-v9tlomrjya2">
               <w:r>
                 <w:rPr>
                   <w:rFonts w:ascii="Arial" w:cs="Arial" w:eastAsia="Arial" w:hAnsi="Arial"/>
@@ -27478,7 +27478,7 @@
             <w:pPr>
               <w:spacing w:after="20" w:before="0"/>
             </w:pPr>
-            <w:hyperlink w:history="1" r:id="rId-xtbm95zksujwhnhn4nva">
+            <w:hyperlink w:history="1" r:id="rIdubfmogweljlvqminfdqqp">
               <w:r>
                 <w:rPr>
                   <w:rFonts w:ascii="Arial" w:cs="Arial" w:eastAsia="Arial" w:hAnsi="Arial"/>
@@ -27511,7 +27511,7 @@
               <w:spacing w:after="10" w:before="0"/>
               <w:ind w:left="120"/>
             </w:pPr>
-            <w:hyperlink w:history="1" r:id="rIdieeub1ym4tgatlqhsrjgz">
+            <w:hyperlink w:history="1" r:id="rIdjrtmiobvbfrdgceu4ueya">
               <w:r>
                 <w:rPr>
                   <w:rFonts w:ascii="Arial" w:cs="Arial" w:eastAsia="Arial" w:hAnsi="Arial"/>
@@ -27711,7 +27711,7 @@
             <w:pPr>
               <w:spacing w:after="20" w:before="0"/>
             </w:pPr>
-            <w:hyperlink w:history="1" r:id="rIddvqhxoql_4x6rkqn6dlzd">
+            <w:hyperlink w:history="1" r:id="rIdcsttncirgaerwaaobelyq">
               <w:r>
                 <w:rPr>
                   <w:rFonts w:ascii="Arial" w:cs="Arial" w:eastAsia="Arial" w:hAnsi="Arial"/>
@@ -27744,7 +27744,7 @@
               <w:spacing w:after="10" w:before="0"/>
               <w:ind w:left="120"/>
             </w:pPr>
-            <w:hyperlink w:history="1" r:id="rIde2sbksyb9_0l1j66uq8ax">
+            <w:hyperlink w:history="1" r:id="rIdvn47ikgpruvskzv4sys6d">
               <w:r>
                 <w:rPr>
                   <w:rFonts w:ascii="Arial" w:cs="Arial" w:eastAsia="Arial" w:hAnsi="Arial"/>
@@ -27789,7 +27789,7 @@
             <w:pPr>
               <w:spacing w:after="20" w:before="0"/>
             </w:pPr>
-            <w:hyperlink w:history="1" r:id="rIdp8hflnal_8ikrbtaozcgq">
+            <w:hyperlink w:history="1" r:id="rIdyont4mtnynmrxsolradpc">
               <w:r>
                 <w:rPr>
                   <w:rFonts w:ascii="Arial" w:cs="Arial" w:eastAsia="Arial" w:hAnsi="Arial"/>
@@ -27822,7 +27822,7 @@
               <w:spacing w:after="10" w:before="0"/>
               <w:ind w:left="120"/>
             </w:pPr>
-            <w:hyperlink w:history="1" r:id="rIdlfb1zxhed_smzlnllcnyx">
+            <w:hyperlink w:history="1" r:id="rIddjnjwsrgmpuz3ssnclv2f">
               <w:r>
                 <w:rPr>
                   <w:rFonts w:ascii="Arial" w:cs="Arial" w:eastAsia="Arial" w:hAnsi="Arial"/>
@@ -28022,7 +28022,7 @@
             <w:pPr>
               <w:spacing w:after="20" w:before="0"/>
             </w:pPr>
-            <w:hyperlink w:history="1" r:id="rIdkqdhgabz9wawefnclbszw">
+            <w:hyperlink w:history="1" r:id="rIdxbtcak21atmj1eaisr6ga">
               <w:r>
                 <w:rPr>
                   <w:rFonts w:ascii="Arial" w:cs="Arial" w:eastAsia="Arial" w:hAnsi="Arial"/>
@@ -28055,7 +28055,7 @@
               <w:spacing w:after="10" w:before="0"/>
               <w:ind w:left="120"/>
             </w:pPr>
-            <w:hyperlink w:history="1" r:id="rIdumss9su0ujjzmrayydxif">
+            <w:hyperlink w:history="1" r:id="rIdpcrvbztj2xafcpllaovh5">
               <w:r>
                 <w:rPr>
                   <w:rFonts w:ascii="Arial" w:cs="Arial" w:eastAsia="Arial" w:hAnsi="Arial"/>
@@ -28100,7 +28100,7 @@
             <w:pPr>
               <w:spacing w:after="20" w:before="0"/>
             </w:pPr>
-            <w:hyperlink w:history="1" r:id="rIdwzgbfhbed492cidqdbbxb">
+            <w:hyperlink w:history="1" r:id="rIdd2xjkijtofjuhukypctod">
               <w:r>
                 <w:rPr>
                   <w:rFonts w:ascii="Arial" w:cs="Arial" w:eastAsia="Arial" w:hAnsi="Arial"/>
@@ -28133,7 +28133,7 @@
               <w:spacing w:after="10" w:before="0"/>
               <w:ind w:left="120"/>
             </w:pPr>
-            <w:hyperlink w:history="1" r:id="rIdyutjjo8acoeyfbrsyb8hq">
+            <w:hyperlink w:history="1" r:id="rIdsxyfumvxvjnzm-jvnkbqe">
               <w:r>
                 <w:rPr>
                   <w:rFonts w:ascii="Arial" w:cs="Arial" w:eastAsia="Arial" w:hAnsi="Arial"/>
@@ -28333,7 +28333,7 @@
             <w:pPr>
               <w:spacing w:after="20" w:before="0"/>
             </w:pPr>
-            <w:hyperlink w:history="1" r:id="rId0npjk2qxl69tmcwuf4wet">
+            <w:hyperlink w:history="1" r:id="rIdxm7-j5t0u3ci4lv3iwryx">
               <w:r>
                 <w:rPr>
                   <w:rFonts w:ascii="Arial" w:cs="Arial" w:eastAsia="Arial" w:hAnsi="Arial"/>
@@ -28382,7 +28382,7 @@
               <w:spacing w:after="10" w:before="0"/>
               <w:ind w:left="120"/>
             </w:pPr>
-            <w:hyperlink w:history="1" r:id="rIdai5s7pqqwbhdhf0nsjsah">
+            <w:hyperlink w:history="1" r:id="rId6spajcr-aloewoc-6qwpi">
               <w:r>
                 <w:rPr>
                   <w:rFonts w:ascii="Arial" w:cs="Arial" w:eastAsia="Arial" w:hAnsi="Arial"/>
@@ -28427,7 +28427,7 @@
             <w:pPr>
               <w:spacing w:after="20" w:before="0"/>
             </w:pPr>
-            <w:hyperlink w:history="1" r:id="rIdcgmacl8eucc4g3p50jq9l">
+            <w:hyperlink w:history="1" r:id="rIdueokjnw0tyf9kkcpyry41">
               <w:r>
                 <w:rPr>
                   <w:rFonts w:ascii="Arial" w:cs="Arial" w:eastAsia="Arial" w:hAnsi="Arial"/>
@@ -28460,7 +28460,7 @@
               <w:spacing w:after="10" w:before="0"/>
               <w:ind w:left="120"/>
             </w:pPr>
-            <w:hyperlink w:history="1" r:id="rIdm07wokxn8g4aaroyqgucj">
+            <w:hyperlink w:history="1" r:id="rIdsooujn_n-vb6ebeqj6dtq">
               <w:r>
                 <w:rPr>
                   <w:rFonts w:ascii="Arial" w:cs="Arial" w:eastAsia="Arial" w:hAnsi="Arial"/>
@@ -28985,7 +28985,7 @@
         </w:rPr>
         <w:t xml:space="preserve">© 2026 SeaVuria and ARES. Aligned with KICD objectives. Developed by SeaVuria; technical implementation by ARES (with AI assistance from Claude). Licensed under </w:t>
       </w:r>
-      <w:hyperlink w:history="1" r:id="rIdji9uocii6qbbkxjcxwf0e">
+      <w:hyperlink w:history="1" r:id="rIdj4zgyoj2qau4lzippwcej">
         <w:r>
           <w:rPr>
             <w:rFonts w:ascii="Arial" w:cs="Arial" w:eastAsia="Arial" w:hAnsi="Arial"/>
@@ -29006,7 +29006,7 @@
         </w:rPr>
         <w:t xml:space="preserve"> (</w:t>
       </w:r>
-      <w:hyperlink w:history="1" r:id="rIdmtd0vlkytvz7xca-lj-kl">
+      <w:hyperlink w:history="1" r:id="rIdeghn9zfm3-_-0lmk6comv">
         <w:r>
           <w:rPr>
             <w:rFonts w:ascii="Arial" w:cs="Arial" w:eastAsia="Arial" w:hAnsi="Arial"/>
@@ -30046,7 +30046,7 @@
             <w:pPr>
               <w:spacing w:after="20" w:before="0"/>
             </w:pPr>
-            <w:hyperlink w:history="1" r:id="rId8scwplwyhq4a391_y5jku">
+            <w:hyperlink w:history="1" r:id="rIdwglwl-0xqnvqlv-rwvdfn">
               <w:r>
                 <w:rPr>
                   <w:rFonts w:ascii="Arial" w:cs="Arial" w:eastAsia="Arial" w:hAnsi="Arial"/>
@@ -30079,7 +30079,7 @@
               <w:spacing w:after="10" w:before="0"/>
               <w:ind w:left="120"/>
             </w:pPr>
-            <w:hyperlink w:history="1" r:id="rIdpychasnbum3rz-3j3umfo">
+            <w:hyperlink w:history="1" r:id="rIdhre78sqhczn1acnjbk4si">
               <w:r>
                 <w:rPr>
                   <w:rFonts w:ascii="Arial" w:cs="Arial" w:eastAsia="Arial" w:hAnsi="Arial"/>
@@ -30124,7 +30124,7 @@
             <w:pPr>
               <w:spacing w:after="20" w:before="0"/>
             </w:pPr>
-            <w:hyperlink w:history="1" r:id="rIdj2744rklf7li8hk9057u9">
+            <w:hyperlink w:history="1" r:id="rIdrdthyplho6-melna3zfaz">
               <w:r>
                 <w:rPr>
                   <w:rFonts w:ascii="Arial" w:cs="Arial" w:eastAsia="Arial" w:hAnsi="Arial"/>
@@ -30157,7 +30157,7 @@
               <w:spacing w:after="10" w:before="0"/>
               <w:ind w:left="120"/>
             </w:pPr>
-            <w:hyperlink w:history="1" r:id="rIdbq6_ooir2mdcocwvyfisr">
+            <w:hyperlink w:history="1" r:id="rIdcoz2sbsvwzkd4rtdbwf-0">
               <w:r>
                 <w:rPr>
                   <w:rFonts w:ascii="Arial" w:cs="Arial" w:eastAsia="Arial" w:hAnsi="Arial"/>
@@ -30357,7 +30357,7 @@
             <w:pPr>
               <w:spacing w:after="20" w:before="0"/>
             </w:pPr>
-            <w:hyperlink w:history="1" r:id="rIdfl4k-5kmuwgi4_eykidp_">
+            <w:hyperlink w:history="1" r:id="rIdp3hikkfvnscwk2dtwosiu">
               <w:r>
                 <w:rPr>
                   <w:rFonts w:ascii="Arial" w:cs="Arial" w:eastAsia="Arial" w:hAnsi="Arial"/>
@@ -30390,7 +30390,7 @@
               <w:spacing w:after="10" w:before="0"/>
               <w:ind w:left="120"/>
             </w:pPr>
-            <w:hyperlink w:history="1" r:id="rIdtadox0mrxbs8_nyazx6ag">
+            <w:hyperlink w:history="1" r:id="rIdoh5onh_879l-pijzh2oqf">
               <w:r>
                 <w:rPr>
                   <w:rFonts w:ascii="Arial" w:cs="Arial" w:eastAsia="Arial" w:hAnsi="Arial"/>
@@ -30435,7 +30435,7 @@
             <w:pPr>
               <w:spacing w:after="20" w:before="0"/>
             </w:pPr>
-            <w:hyperlink w:history="1" r:id="rId0i2nvlon_gddgc6udf6bj">
+            <w:hyperlink w:history="1" r:id="rIdoufxqbqnydnum86hqwcet">
               <w:r>
                 <w:rPr>
                   <w:rFonts w:ascii="Arial" w:cs="Arial" w:eastAsia="Arial" w:hAnsi="Arial"/>
@@ -30468,7 +30468,7 @@
               <w:spacing w:after="10" w:before="0"/>
               <w:ind w:left="120"/>
             </w:pPr>
-            <w:hyperlink w:history="1" r:id="rIdf2jer-m1sh6vgwkn1d0mm">
+            <w:hyperlink w:history="1" r:id="rIddrtc99fq1b0norbhjfg6b">
               <w:r>
                 <w:rPr>
                   <w:rFonts w:ascii="Arial" w:cs="Arial" w:eastAsia="Arial" w:hAnsi="Arial"/>
@@ -30668,7 +30668,7 @@
             <w:pPr>
               <w:spacing w:after="20" w:before="0"/>
             </w:pPr>
-            <w:hyperlink w:history="1" r:id="rId4phgaw0w3ui_x7cywnxfb">
+            <w:hyperlink w:history="1" r:id="rIdi-ue7-mxywqovyv-vhjjh">
               <w:r>
                 <w:rPr>
                   <w:rFonts w:ascii="Arial" w:cs="Arial" w:eastAsia="Arial" w:hAnsi="Arial"/>
@@ -30701,7 +30701,7 @@
               <w:spacing w:after="10" w:before="0"/>
               <w:ind w:left="120"/>
             </w:pPr>
-            <w:hyperlink w:history="1" r:id="rId4r8tzy9xlj5mbxqjhh1mc">
+            <w:hyperlink w:history="1" r:id="rIdpfmdj-2vd9hqrrztuop-h">
               <w:r>
                 <w:rPr>
                   <w:rFonts w:ascii="Arial" w:cs="Arial" w:eastAsia="Arial" w:hAnsi="Arial"/>
@@ -30746,7 +30746,7 @@
             <w:pPr>
               <w:spacing w:after="20" w:before="0"/>
             </w:pPr>
-            <w:hyperlink w:history="1" r:id="rIdbluhwqouymzsmylf_-_dw">
+            <w:hyperlink w:history="1" r:id="rIdvbohyr7ayrmwbur47rfws">
               <w:r>
                 <w:rPr>
                   <w:rFonts w:ascii="Arial" w:cs="Arial" w:eastAsia="Arial" w:hAnsi="Arial"/>
@@ -30779,7 +30779,7 @@
               <w:spacing w:after="10" w:before="0"/>
               <w:ind w:left="120"/>
             </w:pPr>
-            <w:hyperlink w:history="1" r:id="rIdusws3mt0hq71xd4_raw7j">
+            <w:hyperlink w:history="1" r:id="rIdyxbvxglhtjuzv8rxyp_09">
               <w:r>
                 <w:rPr>
                   <w:rFonts w:ascii="Arial" w:cs="Arial" w:eastAsia="Arial" w:hAnsi="Arial"/>
@@ -30979,7 +30979,7 @@
             <w:pPr>
               <w:spacing w:after="20" w:before="0"/>
             </w:pPr>
-            <w:hyperlink w:history="1" r:id="rIds6oaoa_nwni7mojeu4vag">
+            <w:hyperlink w:history="1" r:id="rIdpeids_0zdmg6jndkqhjuu">
               <w:r>
                 <w:rPr>
                   <w:rFonts w:ascii="Arial" w:cs="Arial" w:eastAsia="Arial" w:hAnsi="Arial"/>
@@ -31012,7 +31012,7 @@
               <w:spacing w:after="10" w:before="0"/>
               <w:ind w:left="120"/>
             </w:pPr>
-            <w:hyperlink w:history="1" r:id="rIdllxvl0bumwqbngpciw9z0">
+            <w:hyperlink w:history="1" r:id="rId8ustozzfw41ox4lf6z9k3">
               <w:r>
                 <w:rPr>
                   <w:rFonts w:ascii="Arial" w:cs="Arial" w:eastAsia="Arial" w:hAnsi="Arial"/>
@@ -31057,7 +31057,7 @@
             <w:pPr>
               <w:spacing w:after="20" w:before="0"/>
             </w:pPr>
-            <w:hyperlink w:history="1" r:id="rId_8fo65enauithcwaue7ia">
+            <w:hyperlink w:history="1" r:id="rId_lw0kz9qmdehmurwzotfy">
               <w:r>
                 <w:rPr>
                   <w:rFonts w:ascii="Arial" w:cs="Arial" w:eastAsia="Arial" w:hAnsi="Arial"/>
@@ -31090,7 +31090,7 @@
               <w:spacing w:after="10" w:before="0"/>
               <w:ind w:left="120"/>
             </w:pPr>
-            <w:hyperlink w:history="1" r:id="rIdh2pdmrdimdpma-yxaklqy">
+            <w:hyperlink w:history="1" r:id="rIdxmcqtemornsod74ram4ry">
               <w:r>
                 <w:rPr>
                   <w:rFonts w:ascii="Arial" w:cs="Arial" w:eastAsia="Arial" w:hAnsi="Arial"/>
@@ -31290,7 +31290,7 @@
             <w:pPr>
               <w:spacing w:after="20" w:before="0"/>
             </w:pPr>
-            <w:hyperlink w:history="1" r:id="rIdbgk6kj2j6ga6rxjfywp82">
+            <w:hyperlink w:history="1" r:id="rIdee55o1kzj7ba7qbd1xz28">
               <w:r>
                 <w:rPr>
                   <w:rFonts w:ascii="Arial" w:cs="Arial" w:eastAsia="Arial" w:hAnsi="Arial"/>
@@ -31323,7 +31323,7 @@
               <w:spacing w:after="10" w:before="0"/>
               <w:ind w:left="120"/>
             </w:pPr>
-            <w:hyperlink w:history="1" r:id="rIdymerhdoep79nvzieeycdt">
+            <w:hyperlink w:history="1" r:id="rIdnu3k8ysjee1ugm5wnacoi">
               <w:r>
                 <w:rPr>
                   <w:rFonts w:ascii="Arial" w:cs="Arial" w:eastAsia="Arial" w:hAnsi="Arial"/>
@@ -31368,7 +31368,7 @@
             <w:pPr>
               <w:spacing w:after="20" w:before="0"/>
             </w:pPr>
-            <w:hyperlink w:history="1" r:id="rId9feucigjwebziyy_07l9t">
+            <w:hyperlink w:history="1" r:id="rIdkr84esiau3l5o3rys58gc">
               <w:r>
                 <w:rPr>
                   <w:rFonts w:ascii="Arial" w:cs="Arial" w:eastAsia="Arial" w:hAnsi="Arial"/>
@@ -31401,7 +31401,7 @@
               <w:spacing w:after="10" w:before="0"/>
               <w:ind w:left="120"/>
             </w:pPr>
-            <w:hyperlink w:history="1" r:id="rIddbgiwx8-vbzdf_qi9d-vl">
+            <w:hyperlink w:history="1" r:id="rIdvtvowaa7zb2u8hkxrylxf">
               <w:r>
                 <w:rPr>
                   <w:rFonts w:ascii="Arial" w:cs="Arial" w:eastAsia="Arial" w:hAnsi="Arial"/>
@@ -31926,7 +31926,7 @@
         </w:rPr>
         <w:t xml:space="preserve">© 2026 SeaVuria and ARES. Aligned with KICD objectives. Developed by SeaVuria; technical implementation by ARES (with AI assistance from Claude). Licensed under </w:t>
       </w:r>
-      <w:hyperlink w:history="1" r:id="rIdoxxywtj0tqrls3ozsiq-p">
+      <w:hyperlink w:history="1" r:id="rIdsqeqam9i_h-cjkpeokuls">
         <w:r>
           <w:rPr>
             <w:rFonts w:ascii="Arial" w:cs="Arial" w:eastAsia="Arial" w:hAnsi="Arial"/>
@@ -31947,7 +31947,7 @@
         </w:rPr>
         <w:t xml:space="preserve"> (</w:t>
       </w:r>
-      <w:hyperlink w:history="1" r:id="rIdb8joezbjhqwy7_glos7ci">
+      <w:hyperlink w:history="1" r:id="rIddukozdhl1ka6rgc79-d6e">
         <w:r>
           <w:rPr>
             <w:rFonts w:ascii="Arial" w:cs="Arial" w:eastAsia="Arial" w:hAnsi="Arial"/>
